--- a/A16Z Question Prep.docx
+++ b/A16Z Question Prep.docx
@@ -349,13 +349,7 @@
         <w:pStyle w:val="NoSpacing"/>
       </w:pPr>
       <w:r>
-        <w:t xml:space="preserve">For </w:t>
-      </w:r>
-      <w:r>
-        <w:t>instance,</w:t>
-      </w:r>
-      <w:r>
-        <w:t xml:space="preserve"> a CEO may warn demand is weak at a conference</w:t>
+        <w:t>For instance, a CEO may warn demand is weak at a conference</w:t>
       </w:r>
     </w:p>
     <w:p>
@@ -455,6 +449,13 @@
         </w:rPr>
         <w:t>*9) How is your idea differentiated? What are you doing differently from competitors?</w:t>
       </w:r>
+      <w:r>
+        <w:rPr>
+          <w:b/>
+          <w:bCs/>
+        </w:rPr>
+        <w:t xml:space="preserve"> (30 seconds)</w:t>
+      </w:r>
     </w:p>
     <w:p>
       <w:pPr>
@@ -561,6 +562,13 @@
         </w:rPr>
         <w:t>11) What is the MOAT here? How easy is it for someone to copy?</w:t>
       </w:r>
+      <w:r>
+        <w:rPr>
+          <w:b/>
+          <w:bCs/>
+        </w:rPr>
+        <w:t xml:space="preserve"> (20 seconds)</w:t>
+      </w:r>
     </w:p>
     <w:p>
       <w:pPr>
@@ -699,11 +707,6 @@
       <w:r>
         <w:t>Forward testing needs to establish that</w:t>
       </w:r>
-    </w:p>
-    <w:p>
-      <w:pPr>
-        <w:pStyle w:val="NoSpacing"/>
-      </w:pPr>
     </w:p>
     <w:p>
       <w:pPr>
@@ -2624,6 +2627,7 @@
   <w:style w:type="character" w:default="1" w:styleId="DefaultParagraphFont">
     <w:name w:val="Default Paragraph Font"/>
     <w:uiPriority w:val="1"/>
+    <w:semiHidden/>
     <w:unhideWhenUsed/>
   </w:style>
   <w:style w:type="table" w:default="1" w:styleId="TableNormal">

--- a/A16Z Question Prep.docx
+++ b/A16Z Question Prep.docx
@@ -126,206 +126,646 @@
         <w:pStyle w:val="NoSpacing"/>
       </w:pPr>
       <w:r>
-        <w:t xml:space="preserve">At Morgan Stanley, I build proprietary forecasting </w:t>
+        <w:t>At Morgan Stanley, I build forecasting models and I speak to hedge fund clients every day</w:t>
+      </w:r>
+    </w:p>
+    <w:p>
+      <w:pPr>
+        <w:pStyle w:val="NoSpacing"/>
+      </w:pPr>
+      <w:r>
+        <w:t>At 19 I co-founded Lupa X Capital, growing 3k of personal savings into a 1.6 million portfolio</w:t>
+      </w:r>
+    </w:p>
+    <w:p>
+      <w:pPr>
+        <w:pStyle w:val="NoSpacing"/>
+      </w:pPr>
+      <w:r>
+        <w:t>I’ve also built several AI startups before</w:t>
+      </w:r>
+    </w:p>
+    <w:p>
+      <w:pPr>
+        <w:pStyle w:val="NoSpacing"/>
+      </w:pPr>
+    </w:p>
+    <w:p>
+      <w:pPr>
+        <w:pStyle w:val="NoSpacing"/>
+      </w:pPr>
+      <w:r>
+        <w:rPr>
+          <w:b/>
+          <w:bCs/>
+        </w:rPr>
+        <w:t>*4) What have you personally built, and what works today? (30 seconds)</w:t>
+      </w:r>
+    </w:p>
+    <w:p>
+      <w:pPr>
+        <w:pStyle w:val="NoSpacing"/>
+      </w:pPr>
+      <w:r>
+        <w:t>My company-initiation agent builds and checks financial models</w:t>
+      </w:r>
+    </w:p>
+    <w:p>
+      <w:pPr>
+        <w:pStyle w:val="NoSpacing"/>
+      </w:pPr>
+      <w:r>
+        <w:t>I am developing the forecasting framework for quantitative and qualitative inputs</w:t>
+      </w:r>
+    </w:p>
+    <w:p>
+      <w:pPr>
+        <w:pStyle w:val="NoSpacing"/>
+      </w:pPr>
+      <w:r>
+        <w:t>My prototype for Bunzl, a distribution company, now produces probabilistic forecasts</w:t>
+      </w:r>
+    </w:p>
+    <w:p>
+      <w:pPr>
+        <w:pStyle w:val="NoSpacing"/>
+      </w:pPr>
+      <w:r>
+        <w:t>Separately, at Morgan Stanley I test AI forecasting methods</w:t>
+      </w:r>
+    </w:p>
+    <w:p>
+      <w:pPr>
+        <w:pStyle w:val="NoSpacing"/>
+      </w:pPr>
+      <w:r>
+        <w:t>I built my World Cup beer model entirely with AI, which was featured by the FT, CNBC and Bloomberg</w:t>
+      </w:r>
+    </w:p>
+    <w:p>
+      <w:pPr>
+        <w:pStyle w:val="NoSpacing"/>
+      </w:pPr>
+    </w:p>
+    <w:p>
+      <w:pPr>
+        <w:pStyle w:val="NoSpacing"/>
+      </w:pPr>
+      <w:r>
+        <w:rPr>
+          <w:b/>
+          <w:bCs/>
+        </w:rPr>
+        <w:t>5) What have you accomplished since submitting your application? (20 seconds)</w:t>
+      </w:r>
+    </w:p>
+    <w:p>
+      <w:pPr>
+        <w:pStyle w:val="NoSpacing"/>
+      </w:pPr>
+      <w:r>
+        <w:t>I’ve spoken with a systematic equity portfolio manager at BlackRock to understand how their investment process works</w:t>
+      </w:r>
+    </w:p>
+    <w:p>
+      <w:pPr>
+        <w:pStyle w:val="NoSpacing"/>
+      </w:pPr>
+      <w:r>
+        <w:t>I’ve built a probabilistic prototype model for Bunzl, a distribution company, which produces forecast distributions</w:t>
+      </w:r>
+    </w:p>
+    <w:p>
+      <w:pPr>
+        <w:pStyle w:val="NoSpacing"/>
+      </w:pPr>
+    </w:p>
+    <w:p>
+      <w:pPr>
+        <w:pStyle w:val="NoSpacing"/>
+      </w:pPr>
+      <w:r>
+        <w:rPr>
+          <w:b/>
+          <w:bCs/>
+        </w:rPr>
+        <w:t>*6) Where do your probability distributions come from? (30 seconds)</w:t>
+      </w:r>
+    </w:p>
+    <w:p>
+      <w:pPr>
+        <w:pStyle w:val="NoSpacing"/>
+      </w:pPr>
+      <w:r>
+        <w:t>Statistical agent loops test economic hypotheses, and find quantitative relationships</w:t>
+      </w:r>
+    </w:p>
+    <w:p>
+      <w:pPr>
+        <w:pStyle w:val="NoSpacing"/>
+      </w:pPr>
+      <w:r>
+        <w:t>AI estimates the numerical impact of new qualitative evidence</w:t>
+      </w:r>
+    </w:p>
+    <w:p>
+      <w:pPr>
+        <w:pStyle w:val="NoSpacing"/>
+      </w:pPr>
+      <w:r>
+        <w:t>Monte Carlo simulation combines these estimates and their uncertainty into forecast distributions</w:t>
+      </w:r>
+    </w:p>
+    <w:p>
+      <w:pPr>
+        <w:pStyle w:val="NoSpacing"/>
+      </w:pPr>
+    </w:p>
+    <w:p>
+      <w:pPr>
+        <w:pStyle w:val="NoSpacing"/>
+      </w:pPr>
+      <w:r>
+        <w:rPr>
+          <w:b/>
+          <w:bCs/>
+        </w:rPr>
+        <w:t>*7) How does qualitative evidence affect your forecasts? (30 seconds)</w:t>
+      </w:r>
+    </w:p>
+    <w:p>
+      <w:pPr>
+        <w:pStyle w:val="NoSpacing"/>
+      </w:pPr>
+      <w:r>
+        <w:t>AI identifies the affected line item, assesses source credibility and argument strength, and checks that is new</w:t>
+      </w:r>
+    </w:p>
+    <w:p>
+      <w:pPr>
+        <w:pStyle w:val="NoSpacing"/>
+      </w:pPr>
+      <w:r>
+        <w:t>For instance, a CEO may warn demand is weak at a conference</w:t>
+      </w:r>
+    </w:p>
+    <w:p>
+      <w:pPr>
+        <w:pStyle w:val="NoSpacing"/>
+      </w:pPr>
+      <w:r>
+        <w:t>AI could compare similar past warnings with subsequent demand figures, then update the volume forecast and its uncertainty</w:t>
+      </w:r>
+    </w:p>
+    <w:p>
+      <w:pPr>
+        <w:pStyle w:val="NoSpacing"/>
+      </w:pPr>
+    </w:p>
+    <w:p>
+      <w:pPr>
+        <w:pStyle w:val="NoSpacing"/>
+      </w:pPr>
+      <w:r>
+        <w:rPr>
+          <w:b/>
+          <w:bCs/>
+        </w:rPr>
+        <w:t>8) Walk us through one example of how new information becomes an investment decision. (40 seconds)</w:t>
+      </w:r>
+    </w:p>
+    <w:p>
+      <w:pPr>
+        <w:pStyle w:val="NoSpacing"/>
+      </w:pPr>
+      <w:r>
+        <w:t>A key industry journal releases a qualitative report on young people drinking less</w:t>
+      </w:r>
+    </w:p>
+    <w:p>
+      <w:pPr>
+        <w:pStyle w:val="NoSpacing"/>
+      </w:pPr>
+      <w:r>
+        <w:t>AI analyses the credibility of the source, the merits of the argument, and what is incremental</w:t>
+      </w:r>
+    </w:p>
+    <w:p>
+      <w:pPr>
+        <w:pStyle w:val="NoSpacing"/>
+      </w:pPr>
+      <w:r>
+        <w:t>Then it quantifies the decline and young people’s share of spending</w:t>
+      </w:r>
+    </w:p>
+    <w:p>
+      <w:pPr>
+        <w:pStyle w:val="NoSpacing"/>
+      </w:pPr>
+      <w:r>
+        <w:t>Then updates the model accordingly, with new distributions</w:t>
+      </w:r>
+    </w:p>
+    <w:p>
+      <w:pPr>
+        <w:pStyle w:val="NoSpacing"/>
+      </w:pPr>
+    </w:p>
+    <w:p>
+      <w:pPr>
+        <w:pStyle w:val="NoSpacing"/>
+      </w:pPr>
+      <w:r>
+        <w:rPr>
+          <w:b/>
+          <w:bCs/>
+        </w:rPr>
+        <w:t>*9) How is your idea differentiated? What are you doing differently from competitors? (30 seconds)</w:t>
+      </w:r>
+    </w:p>
+    <w:p>
+      <w:pPr>
+        <w:pStyle w:val="NoSpacing"/>
+      </w:pPr>
+      <w:r>
+        <w:t>At the fundamental funds I speak to, AI mainly supports human analysts</w:t>
+      </w:r>
+    </w:p>
+    <w:p>
+      <w:pPr>
+        <w:pStyle w:val="NoSpacing"/>
+      </w:pPr>
+      <w:r>
+        <w:t>I’m building a system where AI drives the whole research process, with humans as the support</w:t>
+      </w:r>
+    </w:p>
+    <w:p>
+      <w:pPr>
+        <w:pStyle w:val="NoSpacing"/>
+      </w:pPr>
+      <w:r>
+        <w:t>The aim is to scale detailed company research without adding analysts in proportion</w:t>
+      </w:r>
+    </w:p>
+    <w:p>
+      <w:pPr>
+        <w:pStyle w:val="NoSpacing"/>
+      </w:pPr>
+      <w:r>
+        <w:t xml:space="preserve">Comparisons vs startups are </w:t>
       </w:r>
       <w:proofErr w:type="gramStart"/>
       <w:r>
-        <w:t>models</w:t>
+        <w:t>more opaque</w:t>
       </w:r>
       <w:proofErr w:type="gramEnd"/>
       <w:r>
-        <w:t xml:space="preserve"> and I speak to hedge fund clients every day</w:t>
-      </w:r>
-    </w:p>
-    <w:p>
-      <w:pPr>
-        <w:pStyle w:val="NoSpacing"/>
-      </w:pPr>
-      <w:r>
-        <w:t>At 19 I co-founded Lupa X Capital, growing 3k of personal savings into a 1.6 million portfolio</w:t>
-      </w:r>
-    </w:p>
-    <w:p>
-      <w:pPr>
-        <w:pStyle w:val="NoSpacing"/>
-      </w:pPr>
-      <w:r>
-        <w:t>I’ve also built Dafne, an AI personal shopping assistant, and a startup that turns screen recordings into workflow automations</w:t>
-      </w:r>
-    </w:p>
-    <w:p>
-      <w:pPr>
-        <w:pStyle w:val="NoSpacing"/>
-      </w:pPr>
-    </w:p>
-    <w:p>
-      <w:pPr>
-        <w:pStyle w:val="NoSpacing"/>
-      </w:pPr>
-      <w:r>
-        <w:rPr>
-          <w:b/>
-          <w:bCs/>
-        </w:rPr>
-        <w:t>*4) What have you personally built, and what works today? (30 seconds)</w:t>
-      </w:r>
-    </w:p>
-    <w:p>
-      <w:pPr>
-        <w:pStyle w:val="NoSpacing"/>
-      </w:pPr>
-      <w:r>
-        <w:t>My company-initiation agent builds financial models and identifies key forecasting drivers</w:t>
-      </w:r>
-    </w:p>
-    <w:p>
-      <w:pPr>
-        <w:pStyle w:val="NoSpacing"/>
-      </w:pPr>
-      <w:r>
-        <w:t>I am developing an early forecasting prototype that uses quantitative and qualitative inputs</w:t>
-      </w:r>
-    </w:p>
-    <w:p>
-      <w:pPr>
-        <w:pStyle w:val="NoSpacing"/>
-      </w:pPr>
-      <w:r>
-        <w:t>Separately, at Morgan Stanley I run AI experiments using the data available there to test forecasting approaches</w:t>
-      </w:r>
-    </w:p>
-    <w:p>
-      <w:pPr>
-        <w:pStyle w:val="NoSpacing"/>
-      </w:pPr>
-      <w:r>
-        <w:t>For instance, I built my World Cup beer model entirely with AI, and was featured by the FT, CNBC, and Bloomberg</w:t>
-      </w:r>
-    </w:p>
-    <w:p>
-      <w:pPr>
-        <w:pStyle w:val="NoSpacing"/>
-      </w:pPr>
-    </w:p>
-    <w:p>
-      <w:pPr>
-        <w:pStyle w:val="NoSpacing"/>
-      </w:pPr>
-      <w:r>
-        <w:rPr>
-          <w:b/>
-          <w:bCs/>
-        </w:rPr>
-        <w:t>5) What have you accomplished since submitting your application? (20 seconds)</w:t>
-      </w:r>
-    </w:p>
-    <w:p>
-      <w:pPr>
-        <w:pStyle w:val="NoSpacing"/>
-      </w:pPr>
-      <w:r>
-        <w:t>I’ve spoken with a systematic equity portfolio manager at BlackRock to understand how their investment process works</w:t>
-      </w:r>
-    </w:p>
-    <w:p>
-      <w:pPr>
-        <w:pStyle w:val="NoSpacing"/>
-      </w:pPr>
-      <w:r>
-        <w:t>The key takeaway is most systematic equity approaches do not have the same level of fundamental detail I am trying to forecast</w:t>
-      </w:r>
-    </w:p>
-    <w:p>
-      <w:pPr>
-        <w:pStyle w:val="NoSpacing"/>
-      </w:pPr>
-      <w:r>
-        <w:t>I’ve also tested AI’s identification of key drivers using my existing Bunzl model, focusing on commodity pricing</w:t>
-      </w:r>
-    </w:p>
-    <w:p>
-      <w:pPr>
-        <w:pStyle w:val="NoSpacing"/>
-      </w:pPr>
-    </w:p>
-    <w:p>
-      <w:pPr>
-        <w:pStyle w:val="NoSpacing"/>
-      </w:pPr>
-      <w:r>
-        <w:rPr>
-          <w:b/>
-          <w:bCs/>
-        </w:rPr>
-        <w:t>*6) Where do your probability distributions come from? (30 seconds)</w:t>
-      </w:r>
-    </w:p>
-    <w:p>
-      <w:pPr>
-        <w:pStyle w:val="NoSpacing"/>
-      </w:pPr>
-      <w:r>
-        <w:t>Agent loops test economic hypotheses, fit forecasting models to quantitative data and check whether relationships hold over time</w:t>
-      </w:r>
-    </w:p>
-    <w:p>
-      <w:pPr>
-        <w:pStyle w:val="NoSpacing"/>
-      </w:pPr>
-      <w:r>
-        <w:t>AI estimates the numerical impact of new qualitative evidence - for example, comparing past CEO warnings with subsequent demand figures.</w:t>
-      </w:r>
-    </w:p>
-    <w:p>
-      <w:pPr>
-        <w:pStyle w:val="NoSpacing"/>
-      </w:pPr>
-      <w:r>
-        <w:t>Monte Carlo simulation combines these estimates and their uncertainty into forecast distributions</w:t>
-      </w:r>
-    </w:p>
-    <w:p>
-      <w:pPr>
-        <w:pStyle w:val="NoSpacing"/>
-      </w:pPr>
-    </w:p>
-    <w:p>
-      <w:pPr>
-        <w:pStyle w:val="NoSpacing"/>
-      </w:pPr>
-    </w:p>
-    <w:p>
-      <w:pPr>
-        <w:pStyle w:val="NoSpacing"/>
-      </w:pPr>
-    </w:p>
-    <w:p>
-      <w:pPr>
-        <w:pStyle w:val="NoSpacing"/>
-      </w:pPr>
-    </w:p>
-    <w:p>
-      <w:pPr>
-        <w:pStyle w:val="NoSpacing"/>
-      </w:pPr>
-    </w:p>
-    <w:p>
-      <w:pPr>
-        <w:pStyle w:val="NoSpacing"/>
-      </w:pPr>
-    </w:p>
-    <w:p>
-      <w:pPr>
-        <w:pStyle w:val="NoSpacing"/>
-      </w:pPr>
-    </w:p>
-    <w:p>
-      <w:pPr>
-        <w:pStyle w:val="NoSpacing"/>
-        <w:rPr>
-          <w:b/>
-          <w:bCs/>
-        </w:rPr>
+        <w:t xml:space="preserve"> as investment strategies are proprietary</w:t>
+      </w:r>
+    </w:p>
+    <w:p>
+      <w:pPr>
+        <w:pStyle w:val="NoSpacing"/>
+      </w:pPr>
+    </w:p>
+    <w:p>
+      <w:pPr>
+        <w:pStyle w:val="NoSpacing"/>
+      </w:pPr>
+      <w:r>
+        <w:rPr>
+          <w:b/>
+          <w:bCs/>
+        </w:rPr>
+        <w:t>*10) What is your edge? (30 seconds)</w:t>
+      </w:r>
+    </w:p>
+    <w:p>
+      <w:pPr>
+        <w:pStyle w:val="NoSpacing"/>
+      </w:pPr>
+      <w:r>
+        <w:t>The edge is finding mispricing through stronger company forecasts</w:t>
+      </w:r>
+    </w:p>
+    <w:p>
+      <w:pPr>
+        <w:pStyle w:val="NoSpacing"/>
+      </w:pPr>
+      <w:r>
+        <w:t>AI would test more explanations, combine qualitative and quantitative evidence, and continuously update forecasts and their uncertainty</w:t>
+      </w:r>
+    </w:p>
+    <w:p>
+      <w:pPr>
+        <w:pStyle w:val="NoSpacing"/>
+      </w:pPr>
+      <w:r>
+        <w:t>Much more systematically than a human can</w:t>
+      </w:r>
+    </w:p>
+    <w:p>
+      <w:pPr>
+        <w:pStyle w:val="NoSpacing"/>
+      </w:pPr>
+    </w:p>
+    <w:p>
+      <w:pPr>
+        <w:pStyle w:val="NoSpacing"/>
+      </w:pPr>
+      <w:r>
+        <w:rPr>
+          <w:b/>
+          <w:bCs/>
+        </w:rPr>
+        <w:t>11) What is the MOAT here? How easy is it for someone to copy? (20 seconds)</w:t>
+      </w:r>
+    </w:p>
+    <w:p>
+      <w:pPr>
+        <w:pStyle w:val="NoSpacing"/>
+      </w:pPr>
+      <w:r>
+        <w:t>As with all hedge fund ideas, the basic concept is copyable</w:t>
+      </w:r>
+    </w:p>
+    <w:p>
+      <w:pPr>
+        <w:pStyle w:val="NoSpacing"/>
+      </w:pPr>
+      <w:r>
+        <w:t xml:space="preserve">The implementation and execution </w:t>
+      </w:r>
+      <w:proofErr w:type="gramStart"/>
+      <w:r>
+        <w:t>is</w:t>
+      </w:r>
+      <w:proofErr w:type="gramEnd"/>
+      <w:r>
+        <w:t xml:space="preserve"> harder to copy</w:t>
+      </w:r>
+    </w:p>
+    <w:p>
+      <w:pPr>
+        <w:pStyle w:val="NoSpacing"/>
+      </w:pPr>
+      <w:r>
+        <w:t>Accumulated learning would take time</w:t>
+      </w:r>
+    </w:p>
+    <w:p>
+      <w:pPr>
+        <w:pStyle w:val="NoSpacing"/>
+      </w:pPr>
+      <w:r>
+        <w:t>But it is not winner takes all market, successful funds can co-exist</w:t>
+      </w:r>
+    </w:p>
+    <w:p>
+      <w:pPr>
+        <w:pStyle w:val="NoSpacing"/>
+      </w:pPr>
+    </w:p>
+    <w:p>
+      <w:pPr>
+        <w:pStyle w:val="NoSpacing"/>
+      </w:pPr>
+      <w:r>
+        <w:rPr>
+          <w:b/>
+          <w:bCs/>
+        </w:rPr>
+        <w:t>12) How do you infer market expectations when different assumptions can explain the same share price? (30 seconds)</w:t>
+      </w:r>
+    </w:p>
+    <w:p>
+      <w:pPr>
+        <w:pStyle w:val="NoSpacing"/>
+      </w:pPr>
+      <w:r>
+        <w:t>Reverse DCFs can work out ranges of possible assumption values for key business drivers</w:t>
+      </w:r>
+    </w:p>
+    <w:p>
+      <w:pPr>
+        <w:pStyle w:val="NoSpacing"/>
+      </w:pPr>
+      <w:r>
+        <w:t>Consensus and management guidance help constrain the range</w:t>
+      </w:r>
+    </w:p>
+    <w:p>
+      <w:pPr>
+        <w:pStyle w:val="NoSpacing"/>
+      </w:pPr>
+      <w:r>
+        <w:t xml:space="preserve">Option pricing in structures such as spreads, flies, condors also </w:t>
+      </w:r>
+      <w:proofErr w:type="gramStart"/>
+      <w:r>
+        <w:t>gives</w:t>
+      </w:r>
+      <w:proofErr w:type="gramEnd"/>
+      <w:r>
+        <w:t xml:space="preserve"> implied probabilities</w:t>
+      </w:r>
+    </w:p>
+    <w:p>
+      <w:pPr>
+        <w:pStyle w:val="NoSpacing"/>
+      </w:pPr>
+    </w:p>
+    <w:p>
+      <w:pPr>
+        <w:pStyle w:val="NoSpacing"/>
+      </w:pPr>
+      <w:r>
+        <w:rPr>
+          <w:b/>
+          <w:bCs/>
+        </w:rPr>
+        <w:t>13) What evidence do you currently have that your approach works? (20 seconds)</w:t>
+      </w:r>
+    </w:p>
+    <w:p>
+      <w:pPr>
+        <w:pStyle w:val="NoSpacing"/>
+      </w:pPr>
+      <w:r>
+        <w:t>My evidence so far is that AI can build useful financial models and help test forecasting relationships</w:t>
+      </w:r>
+    </w:p>
+    <w:p>
+      <w:pPr>
+        <w:pStyle w:val="NoSpacing"/>
+      </w:pPr>
+      <w:r>
+        <w:t>That comes from my model-building work and separate experiments at Morgan Stanley</w:t>
+      </w:r>
+    </w:p>
+    <w:p>
+      <w:pPr>
+        <w:pStyle w:val="NoSpacing"/>
+      </w:pPr>
+      <w:r>
+        <w:t>I haven’t yet demonstrated superior investment returns</w:t>
+      </w:r>
+    </w:p>
+    <w:p>
+      <w:pPr>
+        <w:pStyle w:val="NoSpacing"/>
+      </w:pPr>
+      <w:r>
+        <w:t>Forward testing needs to establish that</w:t>
+      </w:r>
+    </w:p>
+    <w:p>
+      <w:pPr>
+        <w:pStyle w:val="NoSpacing"/>
+      </w:pPr>
+    </w:p>
+    <w:p>
+      <w:pPr>
+        <w:pStyle w:val="NoSpacing"/>
+      </w:pPr>
+      <w:r>
+        <w:rPr>
+          <w:b/>
+          <w:bCs/>
+        </w:rPr>
+        <w:t xml:space="preserve">14) How will you validate the strategy without a trustworthy </w:t>
+      </w:r>
+      <w:proofErr w:type="spellStart"/>
+      <w:r>
+        <w:rPr>
+          <w:b/>
+          <w:bCs/>
+        </w:rPr>
+        <w:t>backtest</w:t>
+      </w:r>
+      <w:proofErr w:type="spellEnd"/>
+      <w:r>
+        <w:rPr>
+          <w:b/>
+          <w:bCs/>
+        </w:rPr>
+        <w:t>? How can you ensure out-of-sample performance (30 seconds)</w:t>
+      </w:r>
+    </w:p>
+    <w:p>
+      <w:pPr>
+        <w:pStyle w:val="NoSpacing"/>
+      </w:pPr>
+      <w:proofErr w:type="spellStart"/>
+      <w:r>
+        <w:t>Backtesting</w:t>
+      </w:r>
+      <w:proofErr w:type="spellEnd"/>
+      <w:r>
+        <w:t xml:space="preserve"> is not dependable due to look ahead bias in models</w:t>
+      </w:r>
+    </w:p>
+    <w:p>
+      <w:pPr>
+        <w:pStyle w:val="NoSpacing"/>
+      </w:pPr>
+      <w:r>
+        <w:t xml:space="preserve">I’ll validate prospectively, starting with an initial </w:t>
+      </w:r>
+      <w:proofErr w:type="gramStart"/>
+      <w:r>
+        <w:t>3-6 month</w:t>
+      </w:r>
+      <w:proofErr w:type="gramEnd"/>
+      <w:r>
+        <w:t xml:space="preserve"> period of paper trading</w:t>
+      </w:r>
+    </w:p>
+    <w:p>
+      <w:pPr>
+        <w:pStyle w:val="NoSpacing"/>
+      </w:pPr>
+      <w:r>
+        <w:t>Timestamp all forecasts and trading decisions before outcomes, then compare accuracy vs consensus</w:t>
+      </w:r>
+    </w:p>
+    <w:p>
+      <w:pPr>
+        <w:pStyle w:val="NoSpacing"/>
+      </w:pPr>
+      <w:r>
+        <w:t>Will calibrate and improve during this time</w:t>
+      </w:r>
+    </w:p>
+    <w:p>
+      <w:pPr>
+        <w:pStyle w:val="NoSpacing"/>
+      </w:pPr>
+    </w:p>
+    <w:p>
+      <w:pPr>
+        <w:pStyle w:val="NoSpacing"/>
+      </w:pPr>
+      <w:r>
+        <w:rPr>
+          <w:b/>
+          <w:bCs/>
+        </w:rPr>
+        <w:t>15) Who are your closest competitors, and how does your approach differ from theirs? (30 seconds)</w:t>
+      </w:r>
+    </w:p>
+    <w:p>
+      <w:pPr>
+        <w:pStyle w:val="NoSpacing"/>
+      </w:pPr>
+      <w:r>
+        <w:t>Main benchmark is fundamental long/short funds, and some systematic equity funds</w:t>
+      </w:r>
+    </w:p>
+    <w:p>
+      <w:pPr>
+        <w:pStyle w:val="NoSpacing"/>
+      </w:pPr>
+      <w:r>
+        <w:t>The funds I speak to mostly view AI as a tool to support the analyst, humans are still the key decision drivers</w:t>
+      </w:r>
+    </w:p>
+    <w:p>
+      <w:pPr>
+        <w:pStyle w:val="NoSpacing"/>
+      </w:pPr>
+      <w:r>
+        <w:t>For me, AI is the key decision driver, the human just oversees, and supports the AI through actions such as speaking to management</w:t>
+      </w:r>
+    </w:p>
+    <w:p>
+      <w:pPr>
+        <w:pStyle w:val="NoSpacing"/>
+      </w:pPr>
+    </w:p>
+    <w:p>
+      <w:pPr>
+        <w:pStyle w:val="NoSpacing"/>
+      </w:pPr>
+    </w:p>
+    <w:p>
+      <w:pPr>
+        <w:pStyle w:val="NoSpacing"/>
+      </w:pPr>
+    </w:p>
+    <w:p>
+      <w:pPr>
+        <w:pStyle w:val="NoSpacing"/>
+      </w:pPr>
+    </w:p>
+    <w:p>
+      <w:pPr>
+        <w:pStyle w:val="NoSpacing"/>
+      </w:pPr>
+    </w:p>
+    <w:p>
+      <w:pPr>
+        <w:pStyle w:val="NoSpacing"/>
       </w:pPr>
       <w:r>
         <w:rPr>
@@ -333,379 +773,795 @@
           <w:bCs/>
         </w:rPr>
         <w:lastRenderedPageBreak/>
-        <w:t>*7) How does qualitative evidence affect your forecasts? How do they affect your probability distributions? (30 seconds)</w:t>
-      </w:r>
-    </w:p>
-    <w:p>
-      <w:pPr>
-        <w:pStyle w:val="NoSpacing"/>
-      </w:pPr>
-      <w:r>
-        <w:t>AI identifies the affected line item, assesses source credibility and argument strength, and identifies the incremental info relative to previous evidence</w:t>
-      </w:r>
-    </w:p>
-    <w:p>
-      <w:pPr>
-        <w:pStyle w:val="NoSpacing"/>
-      </w:pPr>
-      <w:r>
-        <w:t>For instance, a CEO may warn demand is weak at a conference</w:t>
-      </w:r>
-    </w:p>
-    <w:p>
-      <w:pPr>
-        <w:pStyle w:val="NoSpacing"/>
-      </w:pPr>
-      <w:r>
-        <w:t>AI then tries to quantify what weak demand means for the forecast</w:t>
-      </w:r>
-    </w:p>
-    <w:p>
-      <w:pPr>
-        <w:pStyle w:val="NoSpacing"/>
-      </w:pPr>
-      <w:r>
-        <w:t>For instance, comparing similar past CEO warnings with the demand figures that followed</w:t>
-      </w:r>
-    </w:p>
-    <w:p>
-      <w:pPr>
-        <w:pStyle w:val="NoSpacing"/>
-      </w:pPr>
-      <w:r>
-        <w:t>I’d use Bayesian updating to combine that evidence with the model’s existing probabilities, updating the distribution for volumes</w:t>
-      </w:r>
-    </w:p>
-    <w:p>
-      <w:pPr>
-        <w:pStyle w:val="NoSpacing"/>
-      </w:pPr>
-    </w:p>
-    <w:p>
-      <w:pPr>
-        <w:pStyle w:val="NoSpacing"/>
-      </w:pPr>
-      <w:r>
-        <w:rPr>
-          <w:b/>
-          <w:bCs/>
-        </w:rPr>
-        <w:t>8) Walk us through one example of how new information becomes an investment decision. (40 seconds)</w:t>
-      </w:r>
-    </w:p>
-    <w:p>
-      <w:pPr>
-        <w:pStyle w:val="NoSpacing"/>
-      </w:pPr>
-      <w:r>
-        <w:t>A key industry journal releases a qualitative report on young people drinking less</w:t>
-      </w:r>
-    </w:p>
-    <w:p>
-      <w:pPr>
-        <w:pStyle w:val="NoSpacing"/>
-      </w:pPr>
-      <w:r>
-        <w:t>AI analyses the credibility of the source, the merits of the argument, and what is incremental</w:t>
-      </w:r>
-    </w:p>
-    <w:p>
-      <w:pPr>
-        <w:pStyle w:val="NoSpacing"/>
-      </w:pPr>
-      <w:r>
-        <w:t>Then it quantifies the extent of this decline - the proportion young people contribute to drinking spend, scale of decline, etc</w:t>
-      </w:r>
-    </w:p>
-    <w:p>
-      <w:pPr>
-        <w:pStyle w:val="NoSpacing"/>
-      </w:pPr>
-      <w:r>
-        <w:t>Then updates the model accordingly, with new distributions</w:t>
-      </w:r>
-    </w:p>
-    <w:p>
-      <w:pPr>
-        <w:pStyle w:val="NoSpacing"/>
-      </w:pPr>
-      <w:r>
-        <w:t>Then can take positions accordingly</w:t>
-      </w:r>
-    </w:p>
-    <w:p>
-      <w:pPr>
-        <w:pStyle w:val="NoSpacing"/>
-      </w:pPr>
-    </w:p>
-    <w:p>
-      <w:pPr>
-        <w:pStyle w:val="NoSpacing"/>
-      </w:pPr>
-      <w:r>
-        <w:rPr>
-          <w:b/>
-          <w:bCs/>
-        </w:rPr>
-        <w:t>*9) How is your idea differentiated? What are you doing differently from competitors?</w:t>
-      </w:r>
-      <w:r>
-        <w:rPr>
-          <w:b/>
-          <w:bCs/>
-        </w:rPr>
-        <w:t xml:space="preserve"> (30 seconds)</w:t>
-      </w:r>
-    </w:p>
-    <w:p>
-      <w:pPr>
-        <w:pStyle w:val="NoSpacing"/>
-      </w:pPr>
-      <w:r>
-        <w:t>At the fundamental funds I speak to, AI mainly supports human analysts</w:t>
-      </w:r>
-    </w:p>
-    <w:p>
-      <w:pPr>
-        <w:pStyle w:val="NoSpacing"/>
-      </w:pPr>
-      <w:r>
-        <w:t>I’m building a system where AI drives the whole research process, with humans as the support</w:t>
-      </w:r>
-    </w:p>
-    <w:p>
-      <w:pPr>
-        <w:pStyle w:val="NoSpacing"/>
-      </w:pPr>
-      <w:r>
-        <w:t>It would continuously test quantitative relationships and turn qualitative evidence into probabilistic company forecasts</w:t>
-      </w:r>
-    </w:p>
-    <w:p>
-      <w:pPr>
-        <w:pStyle w:val="NoSpacing"/>
-      </w:pPr>
-      <w:r>
-        <w:t>The aim is to scale detailed company research without adding analysts in proportion</w:t>
-      </w:r>
-    </w:p>
-    <w:p>
-      <w:pPr>
-        <w:pStyle w:val="NoSpacing"/>
-      </w:pPr>
-      <w:r>
-        <w:t xml:space="preserve">Comparisons vs startups are </w:t>
-      </w:r>
+        <w:t>16) Why couldn’t an established hedge fund or another AI company replicate what you are building? (30 seconds)</w:t>
+      </w:r>
+    </w:p>
+    <w:p>
+      <w:pPr>
+        <w:pStyle w:val="NoSpacing"/>
+      </w:pPr>
+      <w:r>
+        <w:t>They could, but the fundamental teams I speak to mainly use AI to make analysts more efficient</w:t>
+      </w:r>
+    </w:p>
+    <w:p>
+      <w:pPr>
+        <w:pStyle w:val="NoSpacing"/>
+      </w:pPr>
+      <w:r>
+        <w:t>The average long/short fundamental analyst has limited time to build and validate systematic AI strategies alongside stock coverage</w:t>
+      </w:r>
+    </w:p>
+    <w:p>
+      <w:pPr>
+        <w:pStyle w:val="NoSpacing"/>
+      </w:pPr>
+      <w:r>
+        <w:t>And typical systematic researchers do not model fundamentals to this extent</w:t>
+      </w:r>
+    </w:p>
+    <w:p>
+      <w:pPr>
+        <w:pStyle w:val="NoSpacing"/>
+      </w:pPr>
+      <w:r>
+        <w:t>The advantage comes from accumulated learning</w:t>
+      </w:r>
+    </w:p>
+    <w:p>
+      <w:pPr>
+        <w:pStyle w:val="NoSpacing"/>
+      </w:pPr>
+    </w:p>
+    <w:p>
+      <w:pPr>
+        <w:pStyle w:val="NoSpacing"/>
+      </w:pPr>
+      <w:r>
+        <w:rPr>
+          <w:b/>
+          <w:bCs/>
+        </w:rPr>
+        <w:t>17) Why is now the right time to build this? (20 seconds)</w:t>
+      </w:r>
+    </w:p>
+    <w:p>
+      <w:pPr>
+        <w:pStyle w:val="NoSpacing"/>
+      </w:pPr>
+      <w:r>
+        <w:t>I think there is still room for a new AI-driven fundamental fund, market not saturated yet</w:t>
+      </w:r>
+    </w:p>
+    <w:p>
+      <w:pPr>
+        <w:pStyle w:val="NoSpacing"/>
+      </w:pPr>
+      <w:r>
+        <w:t>AI tools are getting smarter, which makes this more feasible</w:t>
+      </w:r>
+    </w:p>
+    <w:p>
+      <w:pPr>
+        <w:pStyle w:val="NoSpacing"/>
+      </w:pPr>
+      <w:r>
+        <w:t>Opportunity is to establish a track record early</w:t>
+      </w:r>
+    </w:p>
+    <w:p>
+      <w:pPr>
+        <w:pStyle w:val="NoSpacing"/>
+      </w:pPr>
+    </w:p>
+    <w:p>
+      <w:pPr>
+        <w:pStyle w:val="NoSpacing"/>
+      </w:pPr>
+      <w:r>
+        <w:rPr>
+          <w:b/>
+          <w:bCs/>
+        </w:rPr>
+        <w:t>18) Why have you chosen this initial investment universe and investment horizon? (20 seconds)</w:t>
+      </w:r>
+    </w:p>
+    <w:p>
+      <w:pPr>
+        <w:pStyle w:val="NoSpacing"/>
+      </w:pPr>
+      <w:r>
+        <w:t>Starting with consumer staples equities as I have covered the sector for 2 years</w:t>
+      </w:r>
+    </w:p>
+    <w:p>
+      <w:pPr>
+        <w:pStyle w:val="NoSpacing"/>
+      </w:pPr>
       <w:proofErr w:type="gramStart"/>
       <w:r>
-        <w:t>more opaque</w:t>
+        <w:t>Also</w:t>
       </w:r>
       <w:proofErr w:type="gramEnd"/>
       <w:r>
-        <w:t xml:space="preserve"> as investment strategies are proprietary</w:t>
-      </w:r>
-    </w:p>
-    <w:p>
-      <w:pPr>
-        <w:pStyle w:val="NoSpacing"/>
-      </w:pPr>
-    </w:p>
-    <w:p>
-      <w:pPr>
-        <w:pStyle w:val="NoSpacing"/>
-      </w:pPr>
-      <w:r>
-        <w:rPr>
-          <w:b/>
-          <w:bCs/>
-        </w:rPr>
-        <w:t>*10) What is your edge? (30 seconds)</w:t>
-      </w:r>
-    </w:p>
-    <w:p>
-      <w:pPr>
-        <w:pStyle w:val="NoSpacing"/>
-      </w:pPr>
-      <w:r>
-        <w:t>The edge is finding mispricing through stronger company forecasts</w:t>
-      </w:r>
-    </w:p>
-    <w:p>
-      <w:pPr>
-        <w:pStyle w:val="NoSpacing"/>
-      </w:pPr>
-      <w:r>
-        <w:t>AI would test more explanations, combine qualitative and quantitative evidence, and continuously update forecasts and their uncertainty</w:t>
-      </w:r>
-    </w:p>
-    <w:p>
-      <w:pPr>
-        <w:pStyle w:val="NoSpacing"/>
-      </w:pPr>
-      <w:r>
-        <w:t>Much more systematically than a human can</w:t>
-      </w:r>
-    </w:p>
-    <w:p>
-      <w:pPr>
-        <w:pStyle w:val="NoSpacing"/>
-      </w:pPr>
-    </w:p>
-    <w:p>
-      <w:pPr>
-        <w:pStyle w:val="NoSpacing"/>
-      </w:pPr>
-      <w:r>
-        <w:rPr>
-          <w:b/>
-          <w:bCs/>
-        </w:rPr>
-        <w:t>11) What is the MOAT here? How easy is it for someone to copy?</w:t>
-      </w:r>
-      <w:r>
-        <w:rPr>
-          <w:b/>
-          <w:bCs/>
-        </w:rPr>
-        <w:t xml:space="preserve"> (20 seconds)</w:t>
-      </w:r>
-    </w:p>
-    <w:p>
-      <w:pPr>
-        <w:pStyle w:val="NoSpacing"/>
-      </w:pPr>
-      <w:r>
-        <w:t>As with all hedge fund ideas, the basic concept is copyable</w:t>
-      </w:r>
-    </w:p>
-    <w:p>
-      <w:pPr>
-        <w:pStyle w:val="NoSpacing"/>
-      </w:pPr>
-      <w:r>
-        <w:t xml:space="preserve">The implementation and execution </w:t>
+        <w:t xml:space="preserve"> a good springboard for other sectors with a mix of company-specific and macro drivers</w:t>
+      </w:r>
+    </w:p>
+    <w:p>
+      <w:pPr>
+        <w:pStyle w:val="NoSpacing"/>
+      </w:pPr>
+      <w:r>
+        <w:t>Regular company and industry data support quantitative testing</w:t>
+      </w:r>
+    </w:p>
+    <w:p>
+      <w:pPr>
+        <w:pStyle w:val="NoSpacing"/>
+      </w:pPr>
+      <w:r>
+        <w:t>Targeting roughly six-month positions</w:t>
+      </w:r>
+    </w:p>
+    <w:p>
+      <w:pPr>
+        <w:pStyle w:val="NoSpacing"/>
+      </w:pPr>
+    </w:p>
+    <w:p>
+      <w:pPr>
+        <w:pStyle w:val="NoSpacing"/>
+      </w:pPr>
+      <w:r>
+        <w:rPr>
+          <w:b/>
+          <w:bCs/>
+        </w:rPr>
+        <w:t>19) Why would you use stocks, options or both? (20 seconds)</w:t>
+      </w:r>
+    </w:p>
+    <w:p>
+      <w:pPr>
+        <w:pStyle w:val="NoSpacing"/>
+      </w:pPr>
+      <w:r>
+        <w:t>Will start with stocks as that is what I am most familiar with</w:t>
+      </w:r>
+    </w:p>
+    <w:p>
+      <w:pPr>
+        <w:pStyle w:val="NoSpacing"/>
+      </w:pPr>
+      <w:r>
+        <w:t>But have intention to move to options, to capitalise on valuation distributions</w:t>
+      </w:r>
+    </w:p>
+    <w:p>
+      <w:pPr>
+        <w:pStyle w:val="NoSpacing"/>
+      </w:pPr>
+      <w:r>
+        <w:t>Buying and selling spreads, flies, condors would all fit</w:t>
+      </w:r>
+    </w:p>
+    <w:p>
+      <w:pPr>
+        <w:pStyle w:val="NoSpacing"/>
+      </w:pPr>
+    </w:p>
+    <w:p>
+      <w:pPr>
+        <w:pStyle w:val="NoSpacing"/>
+      </w:pPr>
+      <w:r>
+        <w:rPr>
+          <w:b/>
+          <w:bCs/>
+        </w:rPr>
+        <w:t>20) What exactly would a16z own, and how would its investment generate a return? (30 seconds)</w:t>
+      </w:r>
+    </w:p>
+    <w:p>
+      <w:pPr>
+        <w:pStyle w:val="NoSpacing"/>
+      </w:pPr>
+      <w:r>
+        <w:t>Equity in Refractive systems who would own the tech</w:t>
+      </w:r>
+    </w:p>
+    <w:p>
+      <w:pPr>
+        <w:pStyle w:val="NoSpacing"/>
+      </w:pPr>
+      <w:r>
+        <w:t>Would charge a management and incentive fee</w:t>
+      </w:r>
+    </w:p>
+    <w:p>
+      <w:pPr>
+        <w:pStyle w:val="NoSpacing"/>
+      </w:pPr>
+      <w:r>
+        <w:t>a16z would benefit from any profit distributions and growth in the value of its stake</w:t>
+      </w:r>
+    </w:p>
+    <w:p>
+      <w:pPr>
+        <w:pStyle w:val="NoSpacing"/>
+      </w:pPr>
+    </w:p>
+    <w:p>
+      <w:pPr>
+        <w:pStyle w:val="NoSpacing"/>
+      </w:pPr>
+      <w:r>
+        <w:rPr>
+          <w:b/>
+          <w:bCs/>
+        </w:rPr>
+        <w:t>21) Why operate a fund instead of selling the technology to other investors? (20 seconds)</w:t>
+      </w:r>
+    </w:p>
+    <w:p>
+      <w:pPr>
+        <w:pStyle w:val="NoSpacing"/>
+      </w:pPr>
+      <w:r>
+        <w:t>If the system creates an investment edge, running a fund captures the value directly</w:t>
+      </w:r>
+    </w:p>
+    <w:p>
+      <w:pPr>
+        <w:pStyle w:val="NoSpacing"/>
+      </w:pPr>
+      <w:r>
+        <w:t>Keeping the research proprietary also means the edge lasts longer</w:t>
+      </w:r>
+    </w:p>
+    <w:p>
+      <w:pPr>
+        <w:pStyle w:val="NoSpacing"/>
+      </w:pPr>
+      <w:r>
+        <w:t>I am a better investor than a salesman, and more experienced in it</w:t>
+      </w:r>
+    </w:p>
+    <w:p>
+      <w:pPr>
+        <w:pStyle w:val="NoSpacing"/>
+      </w:pPr>
+    </w:p>
+    <w:p>
+      <w:pPr>
+        <w:pStyle w:val="NoSpacing"/>
+      </w:pPr>
+      <w:r>
+        <w:rPr>
+          <w:b/>
+          <w:bCs/>
+        </w:rPr>
+        <w:t>22) Who will provide your initial capital to manage, and why would they invest without an established track record? (30 seconds)</w:t>
+      </w:r>
+    </w:p>
+    <w:p>
+      <w:pPr>
+        <w:pStyle w:val="NoSpacing"/>
+      </w:pPr>
+      <w:r>
+        <w:t>Will first establish a paper trading record, aiming at 6 months</w:t>
+      </w:r>
+    </w:p>
+    <w:p>
+      <w:pPr>
+        <w:pStyle w:val="NoSpacing"/>
+      </w:pPr>
+      <w:r>
+        <w:t>Then will contact prime brokerage at big banks for capital intros, approach family offices and seed investors</w:t>
+      </w:r>
+    </w:p>
+    <w:p>
+      <w:pPr>
+        <w:pStyle w:val="NoSpacing"/>
+      </w:pPr>
+      <w:r>
+        <w:t>The case for allocation is exposure to AI driven fundamental forecasts that find mispricing</w:t>
+      </w:r>
+    </w:p>
+    <w:p>
+      <w:pPr>
+        <w:pStyle w:val="NoSpacing"/>
+      </w:pPr>
+    </w:p>
+    <w:p>
+      <w:pPr>
+        <w:pStyle w:val="NoSpacing"/>
+      </w:pPr>
+      <w:r>
+        <w:rPr>
+          <w:b/>
+          <w:bCs/>
+        </w:rPr>
+        <w:t>23) How large and profitable could this business become, and what would constrain its growth? (30 seconds)</w:t>
+      </w:r>
+    </w:p>
+    <w:p>
+      <w:pPr>
+        <w:pStyle w:val="NoSpacing"/>
+      </w:pPr>
+      <w:r>
+        <w:t>Large cap equities give lots of room to scale</w:t>
+      </w:r>
+    </w:p>
+    <w:p>
+      <w:pPr>
+        <w:pStyle w:val="NoSpacing"/>
+      </w:pPr>
+      <w:r>
+        <w:t>Ambition is a multi-</w:t>
+      </w:r>
+      <w:proofErr w:type="spellStart"/>
+      <w:r>
+        <w:t>strat</w:t>
+      </w:r>
+      <w:proofErr w:type="spellEnd"/>
+      <w:r>
+        <w:t xml:space="preserve"> investment firm managing billions, using shared research engine</w:t>
+      </w:r>
+    </w:p>
+    <w:p>
+      <w:pPr>
+        <w:pStyle w:val="NoSpacing"/>
+      </w:pPr>
+      <w:r>
+        <w:t>Will charge management fee and incentive fee</w:t>
+      </w:r>
+    </w:p>
+    <w:p>
+      <w:pPr>
+        <w:pStyle w:val="NoSpacing"/>
+      </w:pPr>
+    </w:p>
+    <w:p>
+      <w:pPr>
+        <w:pStyle w:val="NoSpacing"/>
+      </w:pPr>
+      <w:r>
+        <w:rPr>
+          <w:b/>
+          <w:bCs/>
+        </w:rPr>
+        <w:t>24) Why are you a solo founder? (15 seconds)</w:t>
+      </w:r>
+    </w:p>
+    <w:p>
+      <w:pPr>
+        <w:pStyle w:val="NoSpacing"/>
+      </w:pPr>
+      <w:r>
+        <w:t>I have the finance and coding experience to build the first version myself</w:t>
+      </w:r>
+    </w:p>
+    <w:p>
+      <w:pPr>
+        <w:pStyle w:val="NoSpacing"/>
+      </w:pPr>
+      <w:r>
+        <w:t>Am open to a co-founder, but want to get the right person</w:t>
+      </w:r>
+    </w:p>
+    <w:p>
+      <w:pPr>
+        <w:pStyle w:val="NoSpacing"/>
+      </w:pPr>
+    </w:p>
+    <w:p>
+      <w:pPr>
+        <w:pStyle w:val="NoSpacing"/>
+      </w:pPr>
+    </w:p>
+    <w:p>
+      <w:pPr>
+        <w:pStyle w:val="NoSpacing"/>
+      </w:pPr>
+      <w:r>
+        <w:rPr>
+          <w:b/>
+          <w:bCs/>
+        </w:rPr>
+        <w:lastRenderedPageBreak/>
+        <w:t>25) What capabilities are you missing, and who would you hire first? (20 seconds)</w:t>
+      </w:r>
+    </w:p>
+    <w:p>
+      <w:pPr>
+        <w:pStyle w:val="NoSpacing"/>
+      </w:pPr>
+      <w:r>
+        <w:t>I have a long list of friends who work at banks and hedge funds who are candidates</w:t>
+      </w:r>
+    </w:p>
+    <w:p>
+      <w:pPr>
+        <w:pStyle w:val="NoSpacing"/>
+      </w:pPr>
+      <w:r>
+        <w:t>Need to accelerate the fundamental forecasting engine</w:t>
+      </w:r>
+    </w:p>
+    <w:p>
+      <w:pPr>
+        <w:pStyle w:val="NoSpacing"/>
+      </w:pPr>
+      <w:r>
+        <w:t>Will get an engineer with strong statistics and data skills</w:t>
+      </w:r>
+    </w:p>
+    <w:p>
+      <w:pPr>
+        <w:pStyle w:val="NoSpacing"/>
+      </w:pPr>
+    </w:p>
+    <w:p>
+      <w:pPr>
+        <w:pStyle w:val="NoSpacing"/>
+      </w:pPr>
+      <w:r>
+        <w:rPr>
+          <w:b/>
+          <w:bCs/>
+        </w:rPr>
+        <w:t>26) When will you leave Morgan Stanley, commit full time and be available for the residency? (15 seconds)</w:t>
+      </w:r>
+    </w:p>
+    <w:p>
+      <w:pPr>
+        <w:pStyle w:val="NoSpacing"/>
+      </w:pPr>
+      <w:r>
+        <w:t>I will resign immediately if given the offer</w:t>
+      </w:r>
+    </w:p>
+    <w:p>
+      <w:pPr>
+        <w:pStyle w:val="NoSpacing"/>
+      </w:pPr>
+      <w:r>
+        <w:t xml:space="preserve">But there is a </w:t>
       </w:r>
       <w:proofErr w:type="gramStart"/>
       <w:r>
-        <w:t>is</w:t>
+        <w:t>1 month</w:t>
       </w:r>
       <w:proofErr w:type="gramEnd"/>
       <w:r>
-        <w:t xml:space="preserve"> harder to copy</w:t>
-      </w:r>
-    </w:p>
-    <w:p>
-      <w:pPr>
-        <w:pStyle w:val="NoSpacing"/>
-      </w:pPr>
-      <w:r>
-        <w:t>Accumulated learning would take time</w:t>
-      </w:r>
-    </w:p>
-    <w:p>
-      <w:pPr>
-        <w:pStyle w:val="NoSpacing"/>
-      </w:pPr>
-      <w:r>
-        <w:t>But it is not winner takes all market, successful funds can co-exist</w:t>
-      </w:r>
-    </w:p>
-    <w:p>
-      <w:pPr>
-        <w:pStyle w:val="NoSpacing"/>
-      </w:pPr>
-    </w:p>
-    <w:p>
-      <w:pPr>
-        <w:pStyle w:val="NoSpacing"/>
-      </w:pPr>
-      <w:r>
-        <w:rPr>
-          <w:b/>
-          <w:bCs/>
-        </w:rPr>
-        <w:t>12) How do you infer market expectations when different assumptions can explain the same share price? (30 seconds)</w:t>
-      </w:r>
-    </w:p>
-    <w:p>
-      <w:pPr>
-        <w:pStyle w:val="NoSpacing"/>
-      </w:pPr>
-      <w:r>
-        <w:t>Reverse DCFs can work out ranges of possible assumption values for key business drivers</w:t>
-      </w:r>
-    </w:p>
-    <w:p>
-      <w:pPr>
-        <w:pStyle w:val="NoSpacing"/>
-      </w:pPr>
-      <w:r>
-        <w:t>Consensus and management guidance help constrain the range</w:t>
-      </w:r>
-    </w:p>
-    <w:p>
-      <w:pPr>
-        <w:pStyle w:val="NoSpacing"/>
-      </w:pPr>
-      <w:r>
-        <w:t xml:space="preserve">Option pricing in structures such as spreads, flies, condors also </w:t>
+        <w:t xml:space="preserve"> notice period</w:t>
+      </w:r>
+    </w:p>
+    <w:p>
+      <w:pPr>
+        <w:pStyle w:val="NoSpacing"/>
+      </w:pPr>
+    </w:p>
+    <w:p>
+      <w:pPr>
+        <w:pStyle w:val="NoSpacing"/>
+      </w:pPr>
+      <w:r>
+        <w:rPr>
+          <w:b/>
+          <w:bCs/>
+        </w:rPr>
+        <w:t>27) If speedrun does not invest, will you continue building? (10 seconds)</w:t>
+      </w:r>
+    </w:p>
+    <w:p>
+      <w:pPr>
+        <w:pStyle w:val="NoSpacing"/>
+      </w:pPr>
+      <w:r>
+        <w:t>Yes, I’ll keep developing the prototype and seek other backing</w:t>
+      </w:r>
+    </w:p>
+    <w:p>
+      <w:pPr>
+        <w:pStyle w:val="NoSpacing"/>
+      </w:pPr>
+      <w:r>
+        <w:t>I can move to a hedge fund and build it there, or I can pitch it to Morgan Stanley</w:t>
+      </w:r>
+    </w:p>
+    <w:p>
+      <w:pPr>
+        <w:pStyle w:val="NoSpacing"/>
+      </w:pPr>
+    </w:p>
+    <w:p>
+      <w:pPr>
+        <w:pStyle w:val="NoSpacing"/>
+      </w:pPr>
+      <w:r>
+        <w:rPr>
+          <w:b/>
+          <w:bCs/>
+        </w:rPr>
+        <w:t>28) What will you deliver in the next three months? (30 seconds)</w:t>
+      </w:r>
+    </w:p>
+    <w:p>
+      <w:pPr>
+        <w:pStyle w:val="NoSpacing"/>
+      </w:pPr>
+      <w:r>
+        <w:t>Will deliver the fundamental forecasting engine for around 30 stocks</w:t>
+      </w:r>
+    </w:p>
+    <w:p>
+      <w:pPr>
+        <w:pStyle w:val="NoSpacing"/>
+      </w:pPr>
+      <w:r>
+        <w:t>Also build out catalyst modelling</w:t>
+      </w:r>
+    </w:p>
+    <w:p>
+      <w:pPr>
+        <w:pStyle w:val="NoSpacing"/>
+      </w:pPr>
+      <w:r>
+        <w:t>Test through paper trading, including position sizing, risk limits</w:t>
+      </w:r>
+    </w:p>
+    <w:p>
+      <w:pPr>
+        <w:pStyle w:val="NoSpacing"/>
+      </w:pPr>
+      <w:r>
+        <w:t>Track forecast error, and data and compute costs</w:t>
+      </w:r>
+    </w:p>
+    <w:p>
+      <w:pPr>
+        <w:pStyle w:val="NoSpacing"/>
+      </w:pPr>
+    </w:p>
+    <w:p>
+      <w:pPr>
+        <w:pStyle w:val="NoSpacing"/>
+      </w:pPr>
+      <w:r>
+        <w:rPr>
+          <w:b/>
+          <w:bCs/>
+        </w:rPr>
+        <w:t>29) Why speedrun specifically, and what do you need from it beyond money? (20 seconds)</w:t>
+      </w:r>
+    </w:p>
+    <w:p>
+      <w:pPr>
+        <w:pStyle w:val="NoSpacing"/>
+      </w:pPr>
+      <w:r>
+        <w:t>Speedrun has AI focus, technical hiring support, and investor network</w:t>
+      </w:r>
+    </w:p>
+    <w:p>
+      <w:pPr>
+        <w:pStyle w:val="NoSpacing"/>
+      </w:pPr>
+      <w:r>
+        <w:t>Want the guidance of ex-founders</w:t>
+      </w:r>
+    </w:p>
+    <w:p>
+      <w:pPr>
+        <w:pStyle w:val="NoSpacing"/>
+      </w:pPr>
+    </w:p>
+    <w:p>
+      <w:pPr>
+        <w:pStyle w:val="NoSpacing"/>
+      </w:pPr>
+      <w:r>
+        <w:rPr>
+          <w:b/>
+          <w:bCs/>
+        </w:rPr>
+        <w:t>30) How exactly did you turn $3,000 into a $1.6 million portfolio, and how much did you personally own and realise? (40 seconds)</w:t>
+      </w:r>
+    </w:p>
+    <w:p>
+      <w:pPr>
+        <w:pStyle w:val="NoSpacing"/>
+      </w:pPr>
+      <w:r>
+        <w:t>At 19, I started trading crypto on the open market with $3,000 saved from tutoring</w:t>
+      </w:r>
+    </w:p>
+    <w:p>
+      <w:pPr>
+        <w:pStyle w:val="NoSpacing"/>
+      </w:pPr>
+      <w:r>
+        <w:t>I invested in early deflationary coins, then launchpads</w:t>
+      </w:r>
+    </w:p>
+    <w:p>
+      <w:pPr>
+        <w:pStyle w:val="NoSpacing"/>
+      </w:pPr>
+      <w:r>
+        <w:t>After accumulating a $200k portfolio, I co-founded Lupa X Capital as a blockchain VC</w:t>
+      </w:r>
+    </w:p>
+    <w:p>
+      <w:pPr>
+        <w:pStyle w:val="NoSpacing"/>
+      </w:pPr>
+      <w:r>
+        <w:t>Invested and advised many blockchain startups</w:t>
+      </w:r>
+    </w:p>
+    <w:p>
+      <w:pPr>
+        <w:pStyle w:val="NoSpacing"/>
+      </w:pPr>
+      <w:r>
+        <w:t xml:space="preserve">I bought </w:t>
       </w:r>
       <w:proofErr w:type="gramStart"/>
       <w:r>
-        <w:t>gives</w:t>
+        <w:t>a</w:t>
       </w:r>
       <w:proofErr w:type="gramEnd"/>
       <w:r>
-        <w:t xml:space="preserve"> implied probabilities</w:t>
-      </w:r>
-    </w:p>
-    <w:p>
-      <w:pPr>
-        <w:pStyle w:val="NoSpacing"/>
-      </w:pPr>
-    </w:p>
-    <w:p>
-      <w:pPr>
-        <w:pStyle w:val="NoSpacing"/>
-      </w:pPr>
-      <w:r>
-        <w:rPr>
-          <w:b/>
-          <w:bCs/>
-        </w:rPr>
-        <w:t>13) What evidence do you currently have that your approach works? (20 seconds)</w:t>
-      </w:r>
-    </w:p>
-    <w:p>
-      <w:pPr>
-        <w:pStyle w:val="NoSpacing"/>
-      </w:pPr>
-      <w:r>
-        <w:t>My evidence so far is that AI can build useful financial models and help test forecasting relationships</w:t>
-      </w:r>
-    </w:p>
-    <w:p>
-      <w:pPr>
-        <w:pStyle w:val="NoSpacing"/>
-      </w:pPr>
-      <w:r>
-        <w:t>That comes from my model-building work and separate experiments at Morgan Stanley</w:t>
-      </w:r>
-    </w:p>
-    <w:p>
-      <w:pPr>
-        <w:pStyle w:val="NoSpacing"/>
-      </w:pPr>
-      <w:r>
-        <w:t>I haven’t yet demonstrated superior investment returns</w:t>
-      </w:r>
-    </w:p>
-    <w:p>
-      <w:pPr>
-        <w:pStyle w:val="NoSpacing"/>
-      </w:pPr>
-      <w:r>
-        <w:t>Forward testing needs to establish that</w:t>
+        <w:t xml:space="preserve"> 800k house in Hammersmith, the address is 9 Vitae Apartments</w:t>
+      </w:r>
+    </w:p>
+    <w:p>
+      <w:pPr>
+        <w:pStyle w:val="NoSpacing"/>
+      </w:pPr>
+    </w:p>
+    <w:p>
+      <w:pPr>
+        <w:pStyle w:val="NoSpacing"/>
+      </w:pPr>
+      <w:r>
+        <w:rPr>
+          <w:b/>
+          <w:bCs/>
+        </w:rPr>
+        <w:t>31) Following that exit, why are you seeking external funding now? (15 seconds)</w:t>
+      </w:r>
+    </w:p>
+    <w:p>
+      <w:pPr>
+        <w:pStyle w:val="NoSpacing"/>
+      </w:pPr>
+      <w:r>
+        <w:t>My wealth is all illiquid</w:t>
+      </w:r>
+    </w:p>
+    <w:p>
+      <w:pPr>
+        <w:pStyle w:val="NoSpacing"/>
+      </w:pPr>
+      <w:r>
+        <w:t>I’m raising capital for data and compute without putting my entire personal wealth into one basket</w:t>
+      </w:r>
+    </w:p>
+    <w:p>
+      <w:pPr>
+        <w:pStyle w:val="NoSpacing"/>
+      </w:pPr>
+    </w:p>
+    <w:p>
+      <w:pPr>
+        <w:pStyle w:val="NoSpacing"/>
+      </w:pPr>
+      <w:r>
+        <w:rPr>
+          <w:b/>
+          <w:bCs/>
+        </w:rPr>
+        <w:t>32) What happened to your previous startups, and why will you commit to this business? (30 seconds)</w:t>
+      </w:r>
+    </w:p>
+    <w:p>
+      <w:pPr>
+        <w:pStyle w:val="NoSpacing"/>
+      </w:pPr>
+      <w:r>
+        <w:t>Had 2 before</w:t>
+      </w:r>
+    </w:p>
+    <w:p>
+      <w:pPr>
+        <w:pStyle w:val="NoSpacing"/>
+      </w:pPr>
+      <w:r>
+        <w:t>Dafne, the AI personal shopping assistant for fashion, was not solving a real problem</w:t>
+      </w:r>
+    </w:p>
+    <w:p>
+      <w:pPr>
+        <w:pStyle w:val="NoSpacing"/>
+      </w:pPr>
+      <w:r>
+        <w:t>Browsing clothes was part of the experience itself, not something people wanted automated</w:t>
+      </w:r>
+    </w:p>
+    <w:p>
+      <w:pPr>
+        <w:pStyle w:val="NoSpacing"/>
+      </w:pPr>
+      <w:r>
+        <w:t>The screen recording to automation startup was a good idea, but Claude and Codex both began covering parts of the same workflow</w:t>
+      </w:r>
+    </w:p>
+    <w:p>
+      <w:pPr>
+        <w:pStyle w:val="NoSpacing"/>
+      </w:pPr>
+      <w:r>
+        <w:t xml:space="preserve">Refractive systems </w:t>
+      </w:r>
+      <w:proofErr w:type="gramStart"/>
+      <w:r>
+        <w:t>fits</w:t>
+      </w:r>
+      <w:proofErr w:type="gramEnd"/>
+      <w:r>
+        <w:t xml:space="preserve"> my investing skills and long term ambition the best</w:t>
+      </w:r>
+    </w:p>
+    <w:p>
+      <w:pPr>
+        <w:pStyle w:val="NoSpacing"/>
+      </w:pPr>
+    </w:p>
+    <w:p>
+      <w:pPr>
+        <w:pStyle w:val="NoSpacing"/>
+      </w:pPr>
+      <w:r>
+        <w:rPr>
+          <w:b/>
+          <w:bCs/>
+        </w:rPr>
+        <w:t>33) Does Morgan Stanley have any claim over your work, and are your code and data access independent and appropriately licensed? (20 seconds)</w:t>
+      </w:r>
+    </w:p>
+    <w:p>
+      <w:pPr>
+        <w:pStyle w:val="NoSpacing"/>
+      </w:pPr>
+      <w:r>
+        <w:t>All my code is independent</w:t>
+      </w:r>
+    </w:p>
+    <w:p>
+      <w:pPr>
+        <w:pStyle w:val="NoSpacing"/>
+      </w:pPr>
+      <w:r>
+        <w:t>Morgan Stanley has no claim over my work</w:t>
+      </w:r>
+    </w:p>
+    <w:p>
+      <w:pPr>
+        <w:pStyle w:val="NoSpacing"/>
+      </w:pPr>
+      <w:r>
+        <w:t>My Morgan Stanley experiments are separate work on forecasting methods</w:t>
+      </w:r>
+    </w:p>
+    <w:p>
+      <w:pPr>
+        <w:pStyle w:val="NoSpacing"/>
+      </w:pPr>
+      <w:r>
+        <w:t>They aren’t part of the Refractive system</w:t>
       </w:r>
     </w:p>
     <w:p>
@@ -723,950 +1579,6 @@
           <w:bCs/>
         </w:rPr>
         <w:lastRenderedPageBreak/>
-        <w:t xml:space="preserve">14) How will you validate the strategy without a trustworthy </w:t>
-      </w:r>
-      <w:proofErr w:type="spellStart"/>
-      <w:r>
-        <w:rPr>
-          <w:b/>
-          <w:bCs/>
-        </w:rPr>
-        <w:t>backtest</w:t>
-      </w:r>
-      <w:proofErr w:type="spellEnd"/>
-      <w:r>
-        <w:rPr>
-          <w:b/>
-          <w:bCs/>
-        </w:rPr>
-        <w:t>? How can you ensure out-of-sample performance (30 seconds)</w:t>
-      </w:r>
-    </w:p>
-    <w:p>
-      <w:pPr>
-        <w:pStyle w:val="NoSpacing"/>
-      </w:pPr>
-      <w:proofErr w:type="spellStart"/>
-      <w:r>
-        <w:t>Backtesting</w:t>
-      </w:r>
-      <w:proofErr w:type="spellEnd"/>
-      <w:r>
-        <w:t xml:space="preserve"> is not dependable due to look ahead bias in models</w:t>
-      </w:r>
-    </w:p>
-    <w:p>
-      <w:pPr>
-        <w:pStyle w:val="NoSpacing"/>
-      </w:pPr>
-      <w:r>
-        <w:t xml:space="preserve">Will have to validate prospectively, with a </w:t>
-      </w:r>
-      <w:proofErr w:type="gramStart"/>
-      <w:r>
-        <w:t>3-6 month</w:t>
-      </w:r>
-      <w:proofErr w:type="gramEnd"/>
-      <w:r>
-        <w:t xml:space="preserve"> period of paper trading</w:t>
-      </w:r>
-    </w:p>
-    <w:p>
-      <w:pPr>
-        <w:pStyle w:val="NoSpacing"/>
-      </w:pPr>
-      <w:r>
-        <w:t>Log all forecasts and trading decisions, then compare accuracy vs consensus</w:t>
-      </w:r>
-    </w:p>
-    <w:p>
-      <w:pPr>
-        <w:pStyle w:val="NoSpacing"/>
-      </w:pPr>
-      <w:r>
-        <w:t>Will calibrate and improve during this time</w:t>
-      </w:r>
-    </w:p>
-    <w:p>
-      <w:pPr>
-        <w:pStyle w:val="NoSpacing"/>
-      </w:pPr>
-    </w:p>
-    <w:p>
-      <w:pPr>
-        <w:pStyle w:val="NoSpacing"/>
-      </w:pPr>
-      <w:r>
-        <w:rPr>
-          <w:b/>
-          <w:bCs/>
-        </w:rPr>
-        <w:t>15) Who are your closest competitors, and how does your approach differ from theirs? (30 seconds)</w:t>
-      </w:r>
-    </w:p>
-    <w:p>
-      <w:pPr>
-        <w:pStyle w:val="NoSpacing"/>
-      </w:pPr>
-      <w:r>
-        <w:t>Main benchmark is fundamental long/short funds, and some systematic equity funds</w:t>
-      </w:r>
-    </w:p>
-    <w:p>
-      <w:pPr>
-        <w:pStyle w:val="NoSpacing"/>
-      </w:pPr>
-      <w:r>
-        <w:t>The funds I speak to mostly view AI as a tool to support the analyst, humans are still the key decision drivers</w:t>
-      </w:r>
-    </w:p>
-    <w:p>
-      <w:pPr>
-        <w:pStyle w:val="NoSpacing"/>
-      </w:pPr>
-      <w:r>
-        <w:t>For me, AI is the key decision driver, the human just oversees, and supports the AI through actions such as speaking to management</w:t>
-      </w:r>
-    </w:p>
-    <w:p>
-      <w:pPr>
-        <w:pStyle w:val="NoSpacing"/>
-      </w:pPr>
-    </w:p>
-    <w:p>
-      <w:pPr>
-        <w:pStyle w:val="NoSpacing"/>
-      </w:pPr>
-      <w:r>
-        <w:rPr>
-          <w:b/>
-          <w:bCs/>
-        </w:rPr>
-        <w:t>16) Why couldn’t an established hedge fund or another AI company replicate what you are building? (30 seconds)</w:t>
-      </w:r>
-    </w:p>
-    <w:p>
-      <w:pPr>
-        <w:pStyle w:val="NoSpacing"/>
-      </w:pPr>
-      <w:r>
-        <w:t>They could, but the fundamental teams I speak to mainly use AI to make analysts more efficient</w:t>
-      </w:r>
-    </w:p>
-    <w:p>
-      <w:pPr>
-        <w:pStyle w:val="NoSpacing"/>
-      </w:pPr>
-      <w:r>
-        <w:t>The average long/short fundamental analyst has limited time to build and validate systematic AI strategies alongside stock coverage</w:t>
-      </w:r>
-    </w:p>
-    <w:p>
-      <w:pPr>
-        <w:pStyle w:val="NoSpacing"/>
-      </w:pPr>
-      <w:r>
-        <w:t>And typical systematic researchers do not model fundamentals to this extent</w:t>
-      </w:r>
-    </w:p>
-    <w:p>
-      <w:pPr>
-        <w:pStyle w:val="NoSpacing"/>
-      </w:pPr>
-      <w:r>
-        <w:t>The advantage comes from accumulated learning</w:t>
-      </w:r>
-    </w:p>
-    <w:p>
-      <w:pPr>
-        <w:pStyle w:val="NoSpacing"/>
-      </w:pPr>
-    </w:p>
-    <w:p>
-      <w:pPr>
-        <w:pStyle w:val="NoSpacing"/>
-      </w:pPr>
-      <w:r>
-        <w:rPr>
-          <w:b/>
-          <w:bCs/>
-        </w:rPr>
-        <w:t>17) Why is now the right time to build this? (20 seconds)</w:t>
-      </w:r>
-    </w:p>
-    <w:p>
-      <w:pPr>
-        <w:pStyle w:val="NoSpacing"/>
-      </w:pPr>
-      <w:r>
-        <w:t>I think there is still room for a new AI-driven fundamental fund, market not saturated yet</w:t>
-      </w:r>
-    </w:p>
-    <w:p>
-      <w:pPr>
-        <w:pStyle w:val="NoSpacing"/>
-      </w:pPr>
-      <w:r>
-        <w:t>AI tools are getting smarter, which makes this more feasible</w:t>
-      </w:r>
-    </w:p>
-    <w:p>
-      <w:pPr>
-        <w:pStyle w:val="NoSpacing"/>
-      </w:pPr>
-      <w:r>
-        <w:t>Opportunity is to establish a track record early</w:t>
-      </w:r>
-    </w:p>
-    <w:p>
-      <w:pPr>
-        <w:pStyle w:val="NoSpacing"/>
-      </w:pPr>
-    </w:p>
-    <w:p>
-      <w:pPr>
-        <w:pStyle w:val="NoSpacing"/>
-      </w:pPr>
-      <w:r>
-        <w:rPr>
-          <w:b/>
-          <w:bCs/>
-        </w:rPr>
-        <w:t>18) Why have you chosen this initial investment universe and investment horizon? (20 seconds)</w:t>
-      </w:r>
-    </w:p>
-    <w:p>
-      <w:pPr>
-        <w:pStyle w:val="NoSpacing"/>
-      </w:pPr>
-      <w:r>
-        <w:t>Starting with consumer staples equities as I have covered the sector for 2 years</w:t>
-      </w:r>
-    </w:p>
-    <w:p>
-      <w:pPr>
-        <w:pStyle w:val="NoSpacing"/>
-      </w:pPr>
-      <w:proofErr w:type="gramStart"/>
-      <w:r>
-        <w:t>Also</w:t>
-      </w:r>
-      <w:proofErr w:type="gramEnd"/>
-      <w:r>
-        <w:t xml:space="preserve"> a good springboard for other sectors with a mix of company-specific and macro drivers</w:t>
-      </w:r>
-    </w:p>
-    <w:p>
-      <w:pPr>
-        <w:pStyle w:val="NoSpacing"/>
-      </w:pPr>
-      <w:r>
-        <w:t>Regular company and industry data support quantitative testing</w:t>
-      </w:r>
-    </w:p>
-    <w:p>
-      <w:pPr>
-        <w:pStyle w:val="NoSpacing"/>
-      </w:pPr>
-      <w:r>
-        <w:t>Targeting roughly six-month positions</w:t>
-      </w:r>
-    </w:p>
-    <w:p>
-      <w:pPr>
-        <w:pStyle w:val="NoSpacing"/>
-      </w:pPr>
-    </w:p>
-    <w:p>
-      <w:pPr>
-        <w:pStyle w:val="NoSpacing"/>
-      </w:pPr>
-      <w:r>
-        <w:rPr>
-          <w:b/>
-          <w:bCs/>
-        </w:rPr>
-        <w:t>19) Why would you use stocks, options or both? (20 seconds)</w:t>
-      </w:r>
-    </w:p>
-    <w:p>
-      <w:pPr>
-        <w:pStyle w:val="NoSpacing"/>
-      </w:pPr>
-      <w:r>
-        <w:t>Will start with stocks as that is what I am most familiar with</w:t>
-      </w:r>
-    </w:p>
-    <w:p>
-      <w:pPr>
-        <w:pStyle w:val="NoSpacing"/>
-      </w:pPr>
-      <w:r>
-        <w:t>But have intention to move to options, to capitalise on valuation distributions</w:t>
-      </w:r>
-    </w:p>
-    <w:p>
-      <w:pPr>
-        <w:pStyle w:val="NoSpacing"/>
-      </w:pPr>
-      <w:r>
-        <w:t>Buying and selling spreads, flies, condors would all fit</w:t>
-      </w:r>
-    </w:p>
-    <w:p>
-      <w:pPr>
-        <w:pStyle w:val="NoSpacing"/>
-      </w:pPr>
-    </w:p>
-    <w:p>
-      <w:pPr>
-        <w:pStyle w:val="NoSpacing"/>
-      </w:pPr>
-      <w:r>
-        <w:rPr>
-          <w:b/>
-          <w:bCs/>
-        </w:rPr>
-        <w:t>20) What exactly would a16z own, and how would its investment generate a return? (30 seconds)</w:t>
-      </w:r>
-    </w:p>
-    <w:p>
-      <w:pPr>
-        <w:pStyle w:val="NoSpacing"/>
-      </w:pPr>
-      <w:r>
-        <w:t>Investing in Refractive systems who would own the tech</w:t>
-      </w:r>
-    </w:p>
-    <w:p>
-      <w:pPr>
-        <w:pStyle w:val="NoSpacing"/>
-      </w:pPr>
-      <w:r>
-        <w:t>Would charge a management and incentive fee</w:t>
-      </w:r>
-    </w:p>
-    <w:p>
-      <w:pPr>
-        <w:pStyle w:val="NoSpacing"/>
-      </w:pPr>
-      <w:r>
-        <w:t>a16z would benefit from any profit distributions and growth in the value of its stake</w:t>
-      </w:r>
-    </w:p>
-    <w:p>
-      <w:pPr>
-        <w:pStyle w:val="NoSpacing"/>
-      </w:pPr>
-    </w:p>
-    <w:p>
-      <w:pPr>
-        <w:pStyle w:val="NoSpacing"/>
-      </w:pPr>
-      <w:r>
-        <w:rPr>
-          <w:b/>
-          <w:bCs/>
-        </w:rPr>
-        <w:t>21) Why operate a fund instead of selling the technology to other investors? (20 seconds)</w:t>
-      </w:r>
-    </w:p>
-    <w:p>
-      <w:pPr>
-        <w:pStyle w:val="NoSpacing"/>
-      </w:pPr>
-      <w:r>
-        <w:t>If the system creates an investment edge, running a fund captures the value directly</w:t>
-      </w:r>
-    </w:p>
-    <w:p>
-      <w:pPr>
-        <w:pStyle w:val="NoSpacing"/>
-      </w:pPr>
-      <w:r>
-        <w:t>Keeping the research proprietary also means the edge lasts longer</w:t>
-      </w:r>
-    </w:p>
-    <w:p>
-      <w:pPr>
-        <w:pStyle w:val="NoSpacing"/>
-      </w:pPr>
-      <w:r>
-        <w:t>I am a better investor than a salesman, and more experienced in it</w:t>
-      </w:r>
-    </w:p>
-    <w:p>
-      <w:pPr>
-        <w:pStyle w:val="NoSpacing"/>
-      </w:pPr>
-    </w:p>
-    <w:p>
-      <w:pPr>
-        <w:pStyle w:val="NoSpacing"/>
-      </w:pPr>
-    </w:p>
-    <w:p>
-      <w:pPr>
-        <w:pStyle w:val="NoSpacing"/>
-      </w:pPr>
-    </w:p>
-    <w:p>
-      <w:pPr>
-        <w:pStyle w:val="NoSpacing"/>
-      </w:pPr>
-      <w:r>
-        <w:rPr>
-          <w:b/>
-          <w:bCs/>
-        </w:rPr>
-        <w:lastRenderedPageBreak/>
-        <w:t>22) Who will provide your initial capital to manage, and why would they invest without an established track record? (30 seconds)</w:t>
-      </w:r>
-    </w:p>
-    <w:p>
-      <w:pPr>
-        <w:pStyle w:val="NoSpacing"/>
-      </w:pPr>
-      <w:r>
-        <w:t>Will first establish a paper trading record, aiming at 6 months</w:t>
-      </w:r>
-    </w:p>
-    <w:p>
-      <w:pPr>
-        <w:pStyle w:val="NoSpacing"/>
-      </w:pPr>
-      <w:r>
-        <w:t>Then will contact prime brokerage at big banks for capital intros, approach family offices and seed investors</w:t>
-      </w:r>
-    </w:p>
-    <w:p>
-      <w:pPr>
-        <w:pStyle w:val="NoSpacing"/>
-      </w:pPr>
-      <w:r>
-        <w:t>The case for allocation is exposure to AI driven fundamental forecasts that find mispricing</w:t>
-      </w:r>
-    </w:p>
-    <w:p>
-      <w:pPr>
-        <w:pStyle w:val="NoSpacing"/>
-      </w:pPr>
-    </w:p>
-    <w:p>
-      <w:pPr>
-        <w:pStyle w:val="NoSpacing"/>
-      </w:pPr>
-      <w:r>
-        <w:rPr>
-          <w:b/>
-          <w:bCs/>
-        </w:rPr>
-        <w:t>23) How large and profitable could this business become, and what would constrain its growth? (30 seconds)</w:t>
-      </w:r>
-    </w:p>
-    <w:p>
-      <w:pPr>
-        <w:pStyle w:val="NoSpacing"/>
-      </w:pPr>
-      <w:r>
-        <w:t>Large cap equities give lots of room to scale</w:t>
-      </w:r>
-    </w:p>
-    <w:p>
-      <w:pPr>
-        <w:pStyle w:val="NoSpacing"/>
-      </w:pPr>
-      <w:r>
-        <w:t>Can move into other strategies too, like spec sits or prediction markets</w:t>
-      </w:r>
-    </w:p>
-    <w:p>
-      <w:pPr>
-        <w:pStyle w:val="NoSpacing"/>
-      </w:pPr>
-      <w:r>
-        <w:t>Ambition is a multi-</w:t>
-      </w:r>
-      <w:proofErr w:type="spellStart"/>
-      <w:r>
-        <w:t>strat</w:t>
-      </w:r>
-      <w:proofErr w:type="spellEnd"/>
-      <w:r>
-        <w:t xml:space="preserve"> investment firm managing billions, using shared fundamental research engine</w:t>
-      </w:r>
-    </w:p>
-    <w:p>
-      <w:pPr>
-        <w:pStyle w:val="NoSpacing"/>
-      </w:pPr>
-      <w:r>
-        <w:t>Will charge management fee and incentive fee</w:t>
-      </w:r>
-    </w:p>
-    <w:p>
-      <w:pPr>
-        <w:pStyle w:val="NoSpacing"/>
-      </w:pPr>
-    </w:p>
-    <w:p>
-      <w:pPr>
-        <w:pStyle w:val="NoSpacing"/>
-      </w:pPr>
-      <w:r>
-        <w:rPr>
-          <w:b/>
-          <w:bCs/>
-        </w:rPr>
-        <w:t>24) Why are you a solo founder? (15 seconds)</w:t>
-      </w:r>
-    </w:p>
-    <w:p>
-      <w:pPr>
-        <w:pStyle w:val="NoSpacing"/>
-      </w:pPr>
-      <w:r>
-        <w:t>I have the finance and coding experience to build the first version myself</w:t>
-      </w:r>
-    </w:p>
-    <w:p>
-      <w:pPr>
-        <w:pStyle w:val="NoSpacing"/>
-      </w:pPr>
-      <w:r>
-        <w:t>Am open to a co-founder, but want to get the right person</w:t>
-      </w:r>
-    </w:p>
-    <w:p>
-      <w:pPr>
-        <w:pStyle w:val="NoSpacing"/>
-      </w:pPr>
-    </w:p>
-    <w:p>
-      <w:pPr>
-        <w:pStyle w:val="NoSpacing"/>
-      </w:pPr>
-      <w:r>
-        <w:rPr>
-          <w:b/>
-          <w:bCs/>
-        </w:rPr>
-        <w:t>25) What capabilities are you missing, and who would you hire first? (20 seconds)</w:t>
-      </w:r>
-    </w:p>
-    <w:p>
-      <w:pPr>
-        <w:pStyle w:val="NoSpacing"/>
-      </w:pPr>
-      <w:r>
-        <w:t>I have a long list of friends who work at banks and hedge funds who are candidates</w:t>
-      </w:r>
-    </w:p>
-    <w:p>
-      <w:pPr>
-        <w:pStyle w:val="NoSpacing"/>
-      </w:pPr>
-      <w:r>
-        <w:t>Need to accelerate the fundamental forecasting engine</w:t>
-      </w:r>
-    </w:p>
-    <w:p>
-      <w:pPr>
-        <w:pStyle w:val="NoSpacing"/>
-      </w:pPr>
-      <w:r>
-        <w:t>Want to get an engineer with strong statistics and data skills</w:t>
-      </w:r>
-    </w:p>
-    <w:p>
-      <w:pPr>
-        <w:pStyle w:val="NoSpacing"/>
-      </w:pPr>
-      <w:r>
-        <w:t>But not currently in a rush to recruit, as better to get the right person</w:t>
-      </w:r>
-    </w:p>
-    <w:p>
-      <w:pPr>
-        <w:pStyle w:val="NoSpacing"/>
-      </w:pPr>
-    </w:p>
-    <w:p>
-      <w:pPr>
-        <w:pStyle w:val="NoSpacing"/>
-      </w:pPr>
-      <w:r>
-        <w:rPr>
-          <w:b/>
-          <w:bCs/>
-        </w:rPr>
-        <w:t>26) When will you leave Morgan Stanley, commit full time and be available for the residency? (15 seconds)</w:t>
-      </w:r>
-    </w:p>
-    <w:p>
-      <w:pPr>
-        <w:pStyle w:val="NoSpacing"/>
-      </w:pPr>
-      <w:r>
-        <w:t>I will resign immediately if given the offer</w:t>
-      </w:r>
-    </w:p>
-    <w:p>
-      <w:pPr>
-        <w:pStyle w:val="NoSpacing"/>
-      </w:pPr>
-      <w:r>
-        <w:t xml:space="preserve">But there is a </w:t>
-      </w:r>
-      <w:proofErr w:type="gramStart"/>
-      <w:r>
-        <w:t>1 month</w:t>
-      </w:r>
-      <w:proofErr w:type="gramEnd"/>
-      <w:r>
-        <w:t xml:space="preserve"> notice period</w:t>
-      </w:r>
-    </w:p>
-    <w:p>
-      <w:pPr>
-        <w:pStyle w:val="NoSpacing"/>
-      </w:pPr>
-    </w:p>
-    <w:p>
-      <w:pPr>
-        <w:pStyle w:val="NoSpacing"/>
-      </w:pPr>
-      <w:r>
-        <w:rPr>
-          <w:b/>
-          <w:bCs/>
-        </w:rPr>
-        <w:t>27) If speedrun does not invest, will you continue building? (10 seconds)</w:t>
-      </w:r>
-    </w:p>
-    <w:p>
-      <w:pPr>
-        <w:pStyle w:val="NoSpacing"/>
-      </w:pPr>
-      <w:r>
-        <w:t>Yes, I would seek other backing</w:t>
-      </w:r>
-    </w:p>
-    <w:p>
-      <w:pPr>
-        <w:pStyle w:val="NoSpacing"/>
-      </w:pPr>
-      <w:r>
-        <w:t>If that fails, I will move to a hedge fund and build it there, or I will pitch it to Morgan Stanley</w:t>
-      </w:r>
-      <w:r>
-        <w:br/>
-      </w:r>
-    </w:p>
-    <w:p>
-      <w:pPr>
-        <w:pStyle w:val="NoSpacing"/>
-      </w:pPr>
-      <w:r>
-        <w:rPr>
-          <w:b/>
-          <w:bCs/>
-        </w:rPr>
-        <w:t>28) What will you deliver in the next three months? (30 seconds)</w:t>
-      </w:r>
-    </w:p>
-    <w:p>
-      <w:pPr>
-        <w:pStyle w:val="NoSpacing"/>
-      </w:pPr>
-      <w:r>
-        <w:t>Will deliver the fundamental forecasting engine for around 30 stocks</w:t>
-      </w:r>
-    </w:p>
-    <w:p>
-      <w:pPr>
-        <w:pStyle w:val="NoSpacing"/>
-      </w:pPr>
-      <w:r>
-        <w:t>Also build out catalyst modelling</w:t>
-      </w:r>
-    </w:p>
-    <w:p>
-      <w:pPr>
-        <w:pStyle w:val="NoSpacing"/>
-      </w:pPr>
-      <w:r>
-        <w:t>Test through paper trading, including position sizing, risk limits</w:t>
-      </w:r>
-    </w:p>
-    <w:p>
-      <w:pPr>
-        <w:pStyle w:val="NoSpacing"/>
-      </w:pPr>
-      <w:r>
-        <w:t>Track forecast error, and data and compute costs</w:t>
-      </w:r>
-    </w:p>
-    <w:p>
-      <w:pPr>
-        <w:pStyle w:val="NoSpacing"/>
-      </w:pPr>
-    </w:p>
-    <w:p>
-      <w:pPr>
-        <w:pStyle w:val="NoSpacing"/>
-      </w:pPr>
-      <w:r>
-        <w:rPr>
-          <w:b/>
-          <w:bCs/>
-        </w:rPr>
-        <w:t>29) Why speedrun specifically, and what do you need from it beyond money? (20 seconds)</w:t>
-      </w:r>
-    </w:p>
-    <w:p>
-      <w:pPr>
-        <w:pStyle w:val="NoSpacing"/>
-      </w:pPr>
-      <w:r>
-        <w:t>Speedrun has AI focus, technical hiring support, and investor network</w:t>
-      </w:r>
-    </w:p>
-    <w:p>
-      <w:pPr>
-        <w:pStyle w:val="NoSpacing"/>
-      </w:pPr>
-      <w:r>
-        <w:t>Want the guidance of ex-founders</w:t>
-      </w:r>
-    </w:p>
-    <w:p>
-      <w:pPr>
-        <w:pStyle w:val="NoSpacing"/>
-      </w:pPr>
-    </w:p>
-    <w:p>
-      <w:pPr>
-        <w:pStyle w:val="NoSpacing"/>
-      </w:pPr>
-      <w:r>
-        <w:rPr>
-          <w:b/>
-          <w:bCs/>
-        </w:rPr>
-        <w:t>30) How exactly did you turn $3,000 into a $1.6 million portfolio, and how much did you personally own and realise? (40 seconds)</w:t>
-      </w:r>
-    </w:p>
-    <w:p>
-      <w:pPr>
-        <w:pStyle w:val="NoSpacing"/>
-      </w:pPr>
-      <w:r>
-        <w:t>At 19, I started trading crypto on the open market with $3,000 saved from tutoring</w:t>
-      </w:r>
-    </w:p>
-    <w:p>
-      <w:pPr>
-        <w:pStyle w:val="NoSpacing"/>
-      </w:pPr>
-      <w:r>
-        <w:t>I invested in early deflationary coins, then launchpads</w:t>
-      </w:r>
-    </w:p>
-    <w:p>
-      <w:pPr>
-        <w:pStyle w:val="NoSpacing"/>
-      </w:pPr>
-      <w:r>
-        <w:t>After accumulating a $200k portfolio, I co-founded Lupa X Capital as a blockchain VC</w:t>
-      </w:r>
-    </w:p>
-    <w:p>
-      <w:pPr>
-        <w:pStyle w:val="NoSpacing"/>
-      </w:pPr>
-      <w:r>
-        <w:t>Invested and advised many blockchain startups</w:t>
-      </w:r>
-    </w:p>
-    <w:p>
-      <w:pPr>
-        <w:pStyle w:val="NoSpacing"/>
-      </w:pPr>
-      <w:r>
-        <w:t xml:space="preserve">I bought </w:t>
-      </w:r>
-      <w:proofErr w:type="gramStart"/>
-      <w:r>
-        <w:t>a</w:t>
-      </w:r>
-      <w:proofErr w:type="gramEnd"/>
-      <w:r>
-        <w:t xml:space="preserve"> 800k house in Hammersmith, the address is 9 Vitae Apartments</w:t>
-      </w:r>
-    </w:p>
-    <w:p>
-      <w:pPr>
-        <w:pStyle w:val="NoSpacing"/>
-      </w:pPr>
-    </w:p>
-    <w:p>
-      <w:pPr>
-        <w:pStyle w:val="NoSpacing"/>
-      </w:pPr>
-      <w:r>
-        <w:rPr>
-          <w:b/>
-          <w:bCs/>
-        </w:rPr>
-        <w:lastRenderedPageBreak/>
-        <w:t>31) Following that exit, why are you seeking external funding now? (15 seconds)</w:t>
-      </w:r>
-    </w:p>
-    <w:p>
-      <w:pPr>
-        <w:pStyle w:val="NoSpacing"/>
-      </w:pPr>
-      <w:r>
-        <w:t>My wealth is all illiquid</w:t>
-      </w:r>
-    </w:p>
-    <w:p>
-      <w:pPr>
-        <w:pStyle w:val="NoSpacing"/>
-      </w:pPr>
-      <w:r>
-        <w:t>I’m raising capital for data and compute without putting my entire personal wealth into one basket</w:t>
-      </w:r>
-    </w:p>
-    <w:p>
-      <w:pPr>
-        <w:pStyle w:val="NoSpacing"/>
-      </w:pPr>
-    </w:p>
-    <w:p>
-      <w:pPr>
-        <w:pStyle w:val="NoSpacing"/>
-      </w:pPr>
-      <w:r>
-        <w:rPr>
-          <w:b/>
-          <w:bCs/>
-        </w:rPr>
-        <w:t>32) What happened to your previous startups, and why will you commit to this business? (30 seconds)</w:t>
-      </w:r>
-    </w:p>
-    <w:p>
-      <w:pPr>
-        <w:pStyle w:val="NoSpacing"/>
-      </w:pPr>
-      <w:r>
-        <w:t>Had 2 before</w:t>
-      </w:r>
-    </w:p>
-    <w:p>
-      <w:pPr>
-        <w:pStyle w:val="NoSpacing"/>
-      </w:pPr>
-      <w:r>
-        <w:t>Dafne, the AI personal shopping assistant for fashion, was not solving a real problem</w:t>
-      </w:r>
-    </w:p>
-    <w:p>
-      <w:pPr>
-        <w:pStyle w:val="NoSpacing"/>
-      </w:pPr>
-      <w:r>
-        <w:t>Browsing clothes was part of the experience itself, not something people wanted automated</w:t>
-      </w:r>
-    </w:p>
-    <w:p>
-      <w:pPr>
-        <w:pStyle w:val="NoSpacing"/>
-      </w:pPr>
-      <w:r>
-        <w:t>The screen recording to automation startup was a good idea, but Claude and Codex both began covering parts of the same workflow</w:t>
-      </w:r>
-    </w:p>
-    <w:p>
-      <w:pPr>
-        <w:pStyle w:val="NoSpacing"/>
-      </w:pPr>
-      <w:r>
-        <w:t xml:space="preserve">Refractive systems </w:t>
-      </w:r>
-      <w:proofErr w:type="gramStart"/>
-      <w:r>
-        <w:t>fits</w:t>
-      </w:r>
-      <w:proofErr w:type="gramEnd"/>
-      <w:r>
-        <w:t xml:space="preserve"> my investing skills and long term ambition the best</w:t>
-      </w:r>
-    </w:p>
-    <w:p>
-      <w:pPr>
-        <w:pStyle w:val="NoSpacing"/>
-      </w:pPr>
-    </w:p>
-    <w:p>
-      <w:pPr>
-        <w:pStyle w:val="NoSpacing"/>
-      </w:pPr>
-      <w:r>
-        <w:rPr>
-          <w:b/>
-          <w:bCs/>
-        </w:rPr>
-        <w:t>33) Does Morgan Stanley have any claim over your work, and are your code and data access independent and appropriately licensed? (20 seconds)</w:t>
-      </w:r>
-    </w:p>
-    <w:p>
-      <w:pPr>
-        <w:pStyle w:val="NoSpacing"/>
-      </w:pPr>
-      <w:r>
-        <w:t>All my code is independent</w:t>
-      </w:r>
-    </w:p>
-    <w:p>
-      <w:pPr>
-        <w:pStyle w:val="NoSpacing"/>
-      </w:pPr>
-      <w:r>
-        <w:t>Morgan Stanley has no claim over my work</w:t>
-      </w:r>
-    </w:p>
-    <w:p>
-      <w:pPr>
-        <w:pStyle w:val="NoSpacing"/>
-      </w:pPr>
-      <w:r>
-        <w:t>My Morgan Stanley experiments are separate work on forecasting methods</w:t>
-      </w:r>
-    </w:p>
-    <w:p>
-      <w:pPr>
-        <w:pStyle w:val="NoSpacing"/>
-      </w:pPr>
-      <w:r>
-        <w:t>They aren’t part of the Refractive system</w:t>
-      </w:r>
-    </w:p>
-    <w:p>
-      <w:pPr>
-        <w:pStyle w:val="NoSpacing"/>
-      </w:pPr>
-    </w:p>
-    <w:p>
-      <w:pPr>
-        <w:pStyle w:val="NoSpacing"/>
-      </w:pPr>
-      <w:r>
-        <w:rPr>
-          <w:b/>
-          <w:bCs/>
-        </w:rPr>
         <w:t>34) How will you prevent unreliable AI outputs, poor data and spurious statistical relationships from driving investment decisions? (30 seconds)</w:t>
       </w:r>
     </w:p>
@@ -1724,7 +1636,7 @@
         <w:pStyle w:val="NoSpacing"/>
       </w:pPr>
       <w:r>
-        <w:t>Will eventually create agents to manage the portfolio, with position limits, exposure limits, drawdown rules</w:t>
+        <w:t>I’ll set position limits, exposure limits, drawdown rules before trading</w:t>
       </w:r>
     </w:p>
     <w:p>
@@ -1888,7 +1800,6 @@
           <w:b/>
           <w:bCs/>
         </w:rPr>
-        <w:lastRenderedPageBreak/>
         <w:t>39) How long have you been working on Refractive, and what is currently slowing your progress? (20 seconds)</w:t>
       </w:r>
     </w:p>
@@ -2627,7 +2538,6 @@
   <w:style w:type="character" w:default="1" w:styleId="DefaultParagraphFont">
     <w:name w:val="Default Paragraph Font"/>
     <w:uiPriority w:val="1"/>
-    <w:semiHidden/>
     <w:unhideWhenUsed/>
   </w:style>
   <w:style w:type="table" w:default="1" w:styleId="TableNormal">

--- a/A16Z Question Prep.docx
+++ b/A16Z Question Prep.docx
@@ -175,14 +175,6 @@
         <w:pStyle w:val="NoSpacing"/>
       </w:pPr>
       <w:r>
-        <w:t>I am developing the forecasting framework for quantitative and qualitative inputs</w:t>
-      </w:r>
-    </w:p>
-    <w:p>
-      <w:pPr>
-        <w:pStyle w:val="NoSpacing"/>
-      </w:pPr>
-      <w:r>
         <w:t>My prototype for Bunzl, a distribution company, now produces probabilistic forecasts</w:t>
       </w:r>
     </w:p>
@@ -300,6 +292,9 @@
       <w:r>
         <w:t>AI identifies the affected line item, assesses source credibility and argument strength, and checks that is new</w:t>
       </w:r>
+      <w:r>
+        <w:t>, then tries to quantify</w:t>
+      </w:r>
     </w:p>
     <w:p>
       <w:pPr>
@@ -380,6 +375,7 @@
           <w:b/>
           <w:bCs/>
         </w:rPr>
+        <w:lastRenderedPageBreak/>
         <w:t>*9) How is your idea differentiated? What are you doing differently from competitors? (30 seconds)</w:t>
       </w:r>
     </w:p>
@@ -404,14 +400,6 @@
         <w:pStyle w:val="NoSpacing"/>
       </w:pPr>
       <w:r>
-        <w:t>The aim is to scale detailed company research without adding analysts in proportion</w:t>
-      </w:r>
-    </w:p>
-    <w:p>
-      <w:pPr>
-        <w:pStyle w:val="NoSpacing"/>
-      </w:pPr>
-      <w:r>
         <w:t xml:space="preserve">Comparisons vs startups are </w:t>
       </w:r>
       <w:proofErr w:type="gramStart"/>
@@ -686,7 +674,7 @@
         <w:pStyle w:val="NoSpacing"/>
       </w:pPr>
       <w:r>
-        <w:t>Timestamp all forecasts and trading decisions before outcomes, then compare accuracy vs consensus</w:t>
+        <w:t>Timestamp all forecasts and trading decisions before outcomes</w:t>
       </w:r>
     </w:p>
     <w:p>
@@ -747,21 +735,45 @@
       <w:pPr>
         <w:pStyle w:val="NoSpacing"/>
       </w:pPr>
-    </w:p>
-    <w:p>
-      <w:pPr>
-        <w:pStyle w:val="NoSpacing"/>
-      </w:pPr>
-    </w:p>
-    <w:p>
-      <w:pPr>
-        <w:pStyle w:val="NoSpacing"/>
-      </w:pPr>
-    </w:p>
-    <w:p>
-      <w:pPr>
-        <w:pStyle w:val="NoSpacing"/>
-      </w:pPr>
+      <w:r>
+        <w:rPr>
+          <w:b/>
+          <w:bCs/>
+        </w:rPr>
+        <w:t>16) Why couldn’t an established hedge fund or another AI company replicate what you are building? (30 seconds)</w:t>
+      </w:r>
+    </w:p>
+    <w:p>
+      <w:pPr>
+        <w:pStyle w:val="NoSpacing"/>
+      </w:pPr>
+      <w:r>
+        <w:t>They could, but the fundamental teams I speak to mainly use AI to make analysts more efficient</w:t>
+      </w:r>
+    </w:p>
+    <w:p>
+      <w:pPr>
+        <w:pStyle w:val="NoSpacing"/>
+      </w:pPr>
+      <w:r>
+        <w:t>The average long/short fundamental analyst has limited time to build and validate systematic AI strategies alongside stock coverage</w:t>
+      </w:r>
+    </w:p>
+    <w:p>
+      <w:pPr>
+        <w:pStyle w:val="NoSpacing"/>
+      </w:pPr>
+      <w:r>
+        <w:t>And typical systematic researchers do not model fundamentals to this extent</w:t>
+      </w:r>
+    </w:p>
+    <w:p>
+      <w:pPr>
+        <w:pStyle w:val="NoSpacing"/>
+      </w:pPr>
+      <w:r>
+        <w:t>The advantage comes from accumulated learning</w:t>
+      </w:r>
     </w:p>
     <w:p>
       <w:pPr>
@@ -773,55 +785,6 @@
           <w:bCs/>
         </w:rPr>
         <w:lastRenderedPageBreak/>
-        <w:t>16) Why couldn’t an established hedge fund or another AI company replicate what you are building? (30 seconds)</w:t>
-      </w:r>
-    </w:p>
-    <w:p>
-      <w:pPr>
-        <w:pStyle w:val="NoSpacing"/>
-      </w:pPr>
-      <w:r>
-        <w:t>They could, but the fundamental teams I speak to mainly use AI to make analysts more efficient</w:t>
-      </w:r>
-    </w:p>
-    <w:p>
-      <w:pPr>
-        <w:pStyle w:val="NoSpacing"/>
-      </w:pPr>
-      <w:r>
-        <w:t>The average long/short fundamental analyst has limited time to build and validate systematic AI strategies alongside stock coverage</w:t>
-      </w:r>
-    </w:p>
-    <w:p>
-      <w:pPr>
-        <w:pStyle w:val="NoSpacing"/>
-      </w:pPr>
-      <w:r>
-        <w:t>And typical systematic researchers do not model fundamentals to this extent</w:t>
-      </w:r>
-    </w:p>
-    <w:p>
-      <w:pPr>
-        <w:pStyle w:val="NoSpacing"/>
-      </w:pPr>
-      <w:r>
-        <w:t>The advantage comes from accumulated learning</w:t>
-      </w:r>
-    </w:p>
-    <w:p>
-      <w:pPr>
-        <w:pStyle w:val="NoSpacing"/>
-      </w:pPr>
-    </w:p>
-    <w:p>
-      <w:pPr>
-        <w:pStyle w:val="NoSpacing"/>
-      </w:pPr>
-      <w:r>
-        <w:rPr>
-          <w:b/>
-          <w:bCs/>
-        </w:rPr>
         <w:t>17) Why is now the right time to build this? (20 seconds)</w:t>
       </w:r>
     </w:p>
@@ -892,14 +855,6 @@
         <w:pStyle w:val="NoSpacing"/>
       </w:pPr>
       <w:r>
-        <w:t>Regular company and industry data support quantitative testing</w:t>
-      </w:r>
-    </w:p>
-    <w:p>
-      <w:pPr>
-        <w:pStyle w:val="NoSpacing"/>
-      </w:pPr>
-      <w:r>
         <w:t>Targeting roughly six-month positions</w:t>
       </w:r>
     </w:p>
@@ -1158,6 +1113,83 @@
       <w:pPr>
         <w:pStyle w:val="NoSpacing"/>
       </w:pPr>
+      <w:r>
+        <w:rPr>
+          <w:b/>
+          <w:bCs/>
+        </w:rPr>
+        <w:t>25) What capabilities are you missing, and who would you hire first? (20 seconds)</w:t>
+      </w:r>
+    </w:p>
+    <w:p>
+      <w:pPr>
+        <w:pStyle w:val="NoSpacing"/>
+      </w:pPr>
+      <w:r>
+        <w:t>I have a long list of friends who work at banks and hedge funds who are candidates</w:t>
+      </w:r>
+    </w:p>
+    <w:p>
+      <w:pPr>
+        <w:pStyle w:val="NoSpacing"/>
+      </w:pPr>
+      <w:r>
+        <w:t>Need to accelerate the fundamental forecasting engine</w:t>
+      </w:r>
+    </w:p>
+    <w:p>
+      <w:pPr>
+        <w:pStyle w:val="NoSpacing"/>
+      </w:pPr>
+      <w:r>
+        <w:t>Will get an engineer with strong statistics and data skills</w:t>
+      </w:r>
+    </w:p>
+    <w:p>
+      <w:pPr>
+        <w:pStyle w:val="NoSpacing"/>
+      </w:pPr>
+    </w:p>
+    <w:p>
+      <w:pPr>
+        <w:pStyle w:val="NoSpacing"/>
+      </w:pPr>
+      <w:r>
+        <w:rPr>
+          <w:b/>
+          <w:bCs/>
+        </w:rPr>
+        <w:t>26) When will you leave Morgan Stanley, commit full time and be available for the residency? (15 seconds)</w:t>
+      </w:r>
+    </w:p>
+    <w:p>
+      <w:pPr>
+        <w:pStyle w:val="NoSpacing"/>
+      </w:pPr>
+      <w:r>
+        <w:t>I will resign immediately if given the offer</w:t>
+      </w:r>
+    </w:p>
+    <w:p>
+      <w:pPr>
+        <w:pStyle w:val="NoSpacing"/>
+      </w:pPr>
+      <w:r>
+        <w:t xml:space="preserve">But there is a </w:t>
+      </w:r>
+      <w:proofErr w:type="gramStart"/>
+      <w:r>
+        <w:t>1 month</w:t>
+      </w:r>
+      <w:proofErr w:type="gramEnd"/>
+      <w:r>
+        <w:t xml:space="preserve"> notice period</w:t>
+      </w:r>
+    </w:p>
+    <w:p>
+      <w:pPr>
+        <w:pStyle w:val="NoSpacing"/>
+      </w:pPr>
     </w:p>
     <w:p>
       <w:pPr>
@@ -1169,349 +1201,267 @@
           <w:bCs/>
         </w:rPr>
         <w:lastRenderedPageBreak/>
-        <w:t>25) What capabilities are you missing, and who would you hire first? (20 seconds)</w:t>
-      </w:r>
-    </w:p>
-    <w:p>
-      <w:pPr>
-        <w:pStyle w:val="NoSpacing"/>
-      </w:pPr>
-      <w:r>
-        <w:t>I have a long list of friends who work at banks and hedge funds who are candidates</w:t>
-      </w:r>
-    </w:p>
-    <w:p>
-      <w:pPr>
-        <w:pStyle w:val="NoSpacing"/>
-      </w:pPr>
-      <w:r>
-        <w:t>Need to accelerate the fundamental forecasting engine</w:t>
-      </w:r>
-    </w:p>
-    <w:p>
-      <w:pPr>
-        <w:pStyle w:val="NoSpacing"/>
-      </w:pPr>
-      <w:r>
-        <w:t>Will get an engineer with strong statistics and data skills</w:t>
-      </w:r>
-    </w:p>
-    <w:p>
-      <w:pPr>
-        <w:pStyle w:val="NoSpacing"/>
-      </w:pPr>
-    </w:p>
-    <w:p>
-      <w:pPr>
-        <w:pStyle w:val="NoSpacing"/>
-      </w:pPr>
-      <w:r>
-        <w:rPr>
-          <w:b/>
-          <w:bCs/>
-        </w:rPr>
-        <w:t>26) When will you leave Morgan Stanley, commit full time and be available for the residency? (15 seconds)</w:t>
-      </w:r>
-    </w:p>
-    <w:p>
-      <w:pPr>
-        <w:pStyle w:val="NoSpacing"/>
-      </w:pPr>
-      <w:r>
-        <w:t>I will resign immediately if given the offer</w:t>
-      </w:r>
-    </w:p>
-    <w:p>
-      <w:pPr>
-        <w:pStyle w:val="NoSpacing"/>
-      </w:pPr>
-      <w:r>
-        <w:t xml:space="preserve">But there is a </w:t>
+        <w:t>27) If speedrun does not invest, will you continue building? (10 seconds)</w:t>
+      </w:r>
+    </w:p>
+    <w:p>
+      <w:pPr>
+        <w:pStyle w:val="NoSpacing"/>
+      </w:pPr>
+      <w:r>
+        <w:t>Yes, I’ll keep developing the prototype and seek other backing</w:t>
+      </w:r>
+    </w:p>
+    <w:p>
+      <w:pPr>
+        <w:pStyle w:val="NoSpacing"/>
+      </w:pPr>
+      <w:r>
+        <w:t>I can move to a hedge fund and build it there, or I can pitch it to Morgan Stanley</w:t>
+      </w:r>
+    </w:p>
+    <w:p>
+      <w:pPr>
+        <w:pStyle w:val="NoSpacing"/>
+      </w:pPr>
+    </w:p>
+    <w:p>
+      <w:pPr>
+        <w:pStyle w:val="NoSpacing"/>
+      </w:pPr>
+      <w:r>
+        <w:rPr>
+          <w:b/>
+          <w:bCs/>
+        </w:rPr>
+        <w:t>28) What will you deliver in the next three months? (30 seconds)</w:t>
+      </w:r>
+    </w:p>
+    <w:p>
+      <w:pPr>
+        <w:pStyle w:val="NoSpacing"/>
+      </w:pPr>
+      <w:r>
+        <w:t>Will deliver the fundamental forecasting engine for around 30 stocks</w:t>
+      </w:r>
+    </w:p>
+    <w:p>
+      <w:pPr>
+        <w:pStyle w:val="NoSpacing"/>
+      </w:pPr>
+      <w:r>
+        <w:t>Also build out catalyst modelling</w:t>
+      </w:r>
+    </w:p>
+    <w:p>
+      <w:pPr>
+        <w:pStyle w:val="NoSpacing"/>
+      </w:pPr>
+      <w:r>
+        <w:t>Test through paper trading, including position sizing, risk limits</w:t>
+      </w:r>
+    </w:p>
+    <w:p>
+      <w:pPr>
+        <w:pStyle w:val="NoSpacing"/>
+      </w:pPr>
+      <w:r>
+        <w:t>Track forecast error, and data and compute costs</w:t>
+      </w:r>
+    </w:p>
+    <w:p>
+      <w:pPr>
+        <w:pStyle w:val="NoSpacing"/>
+      </w:pPr>
+    </w:p>
+    <w:p>
+      <w:pPr>
+        <w:pStyle w:val="NoSpacing"/>
+      </w:pPr>
+      <w:r>
+        <w:rPr>
+          <w:b/>
+          <w:bCs/>
+        </w:rPr>
+        <w:t>29) Why speedrun specifically, and what do you need from it beyond money? (20 seconds)</w:t>
+      </w:r>
+    </w:p>
+    <w:p>
+      <w:pPr>
+        <w:pStyle w:val="NoSpacing"/>
+      </w:pPr>
+      <w:r>
+        <w:t>Speedrun has AI focus, technical hiring support, and investor network</w:t>
+      </w:r>
+    </w:p>
+    <w:p>
+      <w:pPr>
+        <w:pStyle w:val="NoSpacing"/>
+      </w:pPr>
+      <w:r>
+        <w:t>Want the guidance of ex-founders</w:t>
+      </w:r>
+    </w:p>
+    <w:p>
+      <w:pPr>
+        <w:pStyle w:val="NoSpacing"/>
+      </w:pPr>
+    </w:p>
+    <w:p>
+      <w:pPr>
+        <w:pStyle w:val="NoSpacing"/>
+      </w:pPr>
+      <w:r>
+        <w:rPr>
+          <w:b/>
+          <w:bCs/>
+        </w:rPr>
+        <w:t>30) How exactly did you turn $3,000 into a $1.6 million portfolio, and how much did you personally own and realise? (40 seconds)</w:t>
+      </w:r>
+    </w:p>
+    <w:p>
+      <w:pPr>
+        <w:pStyle w:val="NoSpacing"/>
+      </w:pPr>
+      <w:r>
+        <w:t>At 19, I started trading crypto on the open market with $3,000 saved from tutoring</w:t>
+      </w:r>
+    </w:p>
+    <w:p>
+      <w:pPr>
+        <w:pStyle w:val="NoSpacing"/>
+      </w:pPr>
+      <w:r>
+        <w:t>I invested in early deflationary coins, then launchpads</w:t>
+      </w:r>
+    </w:p>
+    <w:p>
+      <w:pPr>
+        <w:pStyle w:val="NoSpacing"/>
+      </w:pPr>
+      <w:r>
+        <w:t>After accumulating a $200k portfolio, I co-founded Lupa X Capital as a blockchain VC</w:t>
+      </w:r>
+    </w:p>
+    <w:p>
+      <w:pPr>
+        <w:pStyle w:val="NoSpacing"/>
+      </w:pPr>
+      <w:r>
+        <w:t>Invested and advised many blockchain startups</w:t>
+      </w:r>
+    </w:p>
+    <w:p>
+      <w:pPr>
+        <w:pStyle w:val="NoSpacing"/>
+      </w:pPr>
+      <w:r>
+        <w:t xml:space="preserve">I bought </w:t>
       </w:r>
       <w:proofErr w:type="gramStart"/>
       <w:r>
-        <w:t>1 month</w:t>
+        <w:t>a</w:t>
       </w:r>
       <w:proofErr w:type="gramEnd"/>
       <w:r>
-        <w:t xml:space="preserve"> notice period</w:t>
-      </w:r>
-    </w:p>
-    <w:p>
-      <w:pPr>
-        <w:pStyle w:val="NoSpacing"/>
-      </w:pPr>
-    </w:p>
-    <w:p>
-      <w:pPr>
-        <w:pStyle w:val="NoSpacing"/>
-      </w:pPr>
-      <w:r>
-        <w:rPr>
-          <w:b/>
-          <w:bCs/>
-        </w:rPr>
-        <w:t>27) If speedrun does not invest, will you continue building? (10 seconds)</w:t>
-      </w:r>
-    </w:p>
-    <w:p>
-      <w:pPr>
-        <w:pStyle w:val="NoSpacing"/>
-      </w:pPr>
-      <w:r>
-        <w:t>Yes, I’ll keep developing the prototype and seek other backing</w:t>
-      </w:r>
-    </w:p>
-    <w:p>
-      <w:pPr>
-        <w:pStyle w:val="NoSpacing"/>
-      </w:pPr>
-      <w:r>
-        <w:t>I can move to a hedge fund and build it there, or I can pitch it to Morgan Stanley</w:t>
-      </w:r>
-    </w:p>
-    <w:p>
-      <w:pPr>
-        <w:pStyle w:val="NoSpacing"/>
-      </w:pPr>
-    </w:p>
-    <w:p>
-      <w:pPr>
-        <w:pStyle w:val="NoSpacing"/>
-      </w:pPr>
-      <w:r>
-        <w:rPr>
-          <w:b/>
-          <w:bCs/>
-        </w:rPr>
-        <w:t>28) What will you deliver in the next three months? (30 seconds)</w:t>
-      </w:r>
-    </w:p>
-    <w:p>
-      <w:pPr>
-        <w:pStyle w:val="NoSpacing"/>
-      </w:pPr>
-      <w:r>
-        <w:t>Will deliver the fundamental forecasting engine for around 30 stocks</w:t>
-      </w:r>
-    </w:p>
-    <w:p>
-      <w:pPr>
-        <w:pStyle w:val="NoSpacing"/>
-      </w:pPr>
-      <w:r>
-        <w:t>Also build out catalyst modelling</w:t>
-      </w:r>
-    </w:p>
-    <w:p>
-      <w:pPr>
-        <w:pStyle w:val="NoSpacing"/>
-      </w:pPr>
-      <w:r>
-        <w:t>Test through paper trading, including position sizing, risk limits</w:t>
-      </w:r>
-    </w:p>
-    <w:p>
-      <w:pPr>
-        <w:pStyle w:val="NoSpacing"/>
-      </w:pPr>
-      <w:r>
-        <w:t>Track forecast error, and data and compute costs</w:t>
-      </w:r>
-    </w:p>
-    <w:p>
-      <w:pPr>
-        <w:pStyle w:val="NoSpacing"/>
-      </w:pPr>
-    </w:p>
-    <w:p>
-      <w:pPr>
-        <w:pStyle w:val="NoSpacing"/>
-      </w:pPr>
-      <w:r>
-        <w:rPr>
-          <w:b/>
-          <w:bCs/>
-        </w:rPr>
-        <w:t>29) Why speedrun specifically, and what do you need from it beyond money? (20 seconds)</w:t>
-      </w:r>
-    </w:p>
-    <w:p>
-      <w:pPr>
-        <w:pStyle w:val="NoSpacing"/>
-      </w:pPr>
-      <w:r>
-        <w:t>Speedrun has AI focus, technical hiring support, and investor network</w:t>
-      </w:r>
-    </w:p>
-    <w:p>
-      <w:pPr>
-        <w:pStyle w:val="NoSpacing"/>
-      </w:pPr>
-      <w:r>
-        <w:t>Want the guidance of ex-founders</w:t>
-      </w:r>
-    </w:p>
-    <w:p>
-      <w:pPr>
-        <w:pStyle w:val="NoSpacing"/>
-      </w:pPr>
-    </w:p>
-    <w:p>
-      <w:pPr>
-        <w:pStyle w:val="NoSpacing"/>
-      </w:pPr>
-      <w:r>
-        <w:rPr>
-          <w:b/>
-          <w:bCs/>
-        </w:rPr>
-        <w:t>30) How exactly did you turn $3,000 into a $1.6 million portfolio, and how much did you personally own and realise? (40 seconds)</w:t>
-      </w:r>
-    </w:p>
-    <w:p>
-      <w:pPr>
-        <w:pStyle w:val="NoSpacing"/>
-      </w:pPr>
-      <w:r>
-        <w:t>At 19, I started trading crypto on the open market with $3,000 saved from tutoring</w:t>
-      </w:r>
-    </w:p>
-    <w:p>
-      <w:pPr>
-        <w:pStyle w:val="NoSpacing"/>
-      </w:pPr>
-      <w:r>
-        <w:t>I invested in early deflationary coins, then launchpads</w:t>
-      </w:r>
-    </w:p>
-    <w:p>
-      <w:pPr>
-        <w:pStyle w:val="NoSpacing"/>
-      </w:pPr>
-      <w:r>
-        <w:t>After accumulating a $200k portfolio, I co-founded Lupa X Capital as a blockchain VC</w:t>
-      </w:r>
-    </w:p>
-    <w:p>
-      <w:pPr>
-        <w:pStyle w:val="NoSpacing"/>
-      </w:pPr>
-      <w:r>
-        <w:t>Invested and advised many blockchain startups</w:t>
-      </w:r>
-    </w:p>
-    <w:p>
-      <w:pPr>
-        <w:pStyle w:val="NoSpacing"/>
-      </w:pPr>
-      <w:r>
-        <w:t xml:space="preserve">I bought </w:t>
+        <w:t xml:space="preserve"> 800k house in Hammersmith, the address is 9 Vitae Apartments</w:t>
+      </w:r>
+    </w:p>
+    <w:p>
+      <w:pPr>
+        <w:pStyle w:val="NoSpacing"/>
+      </w:pPr>
+    </w:p>
+    <w:p>
+      <w:pPr>
+        <w:pStyle w:val="NoSpacing"/>
+      </w:pPr>
+      <w:r>
+        <w:rPr>
+          <w:b/>
+          <w:bCs/>
+        </w:rPr>
+        <w:t>31) Following that exit, why are you seeking external funding now? (15 seconds)</w:t>
+      </w:r>
+    </w:p>
+    <w:p>
+      <w:pPr>
+        <w:pStyle w:val="NoSpacing"/>
+      </w:pPr>
+      <w:r>
+        <w:t>My wealth is all illiquid</w:t>
+      </w:r>
+    </w:p>
+    <w:p>
+      <w:pPr>
+        <w:pStyle w:val="NoSpacing"/>
+      </w:pPr>
+      <w:r>
+        <w:t>I’m raising capital for data and compute without putting my entire personal wealth into one basket</w:t>
+      </w:r>
+    </w:p>
+    <w:p>
+      <w:pPr>
+        <w:pStyle w:val="NoSpacing"/>
+      </w:pPr>
+    </w:p>
+    <w:p>
+      <w:pPr>
+        <w:pStyle w:val="NoSpacing"/>
+      </w:pPr>
+      <w:r>
+        <w:rPr>
+          <w:b/>
+          <w:bCs/>
+        </w:rPr>
+        <w:t>32) What happened to your previous startups, and why will you commit to this business? (30 seconds)</w:t>
+      </w:r>
+    </w:p>
+    <w:p>
+      <w:pPr>
+        <w:pStyle w:val="NoSpacing"/>
+      </w:pPr>
+      <w:r>
+        <w:t>Had 2 before</w:t>
+      </w:r>
+    </w:p>
+    <w:p>
+      <w:pPr>
+        <w:pStyle w:val="NoSpacing"/>
+      </w:pPr>
+      <w:r>
+        <w:t>Dafne, the AI personal shopping assistant for fashion, was not solving a real problem</w:t>
+      </w:r>
+    </w:p>
+    <w:p>
+      <w:pPr>
+        <w:pStyle w:val="NoSpacing"/>
+      </w:pPr>
+      <w:r>
+        <w:t>Browsing clothes was part of the experience itself, not something people wanted automated</w:t>
+      </w:r>
+    </w:p>
+    <w:p>
+      <w:pPr>
+        <w:pStyle w:val="NoSpacing"/>
+      </w:pPr>
+      <w:r>
+        <w:t>The screen recording to automation startup was a good idea, but Claude and Codex both began covering parts of the same workflow</w:t>
+      </w:r>
+    </w:p>
+    <w:p>
+      <w:pPr>
+        <w:pStyle w:val="NoSpacing"/>
+      </w:pPr>
+      <w:r>
+        <w:t xml:space="preserve">Refractive systems </w:t>
       </w:r>
       <w:proofErr w:type="gramStart"/>
       <w:r>
-        <w:t>a</w:t>
+        <w:t>fits</w:t>
       </w:r>
       <w:proofErr w:type="gramEnd"/>
       <w:r>
-        <w:t xml:space="preserve"> 800k house in Hammersmith, the address is 9 Vitae Apartments</w:t>
-      </w:r>
-    </w:p>
-    <w:p>
-      <w:pPr>
-        <w:pStyle w:val="NoSpacing"/>
-      </w:pPr>
-    </w:p>
-    <w:p>
-      <w:pPr>
-        <w:pStyle w:val="NoSpacing"/>
-      </w:pPr>
-      <w:r>
-        <w:rPr>
-          <w:b/>
-          <w:bCs/>
-        </w:rPr>
-        <w:t>31) Following that exit, why are you seeking external funding now? (15 seconds)</w:t>
-      </w:r>
-    </w:p>
-    <w:p>
-      <w:pPr>
-        <w:pStyle w:val="NoSpacing"/>
-      </w:pPr>
-      <w:r>
-        <w:t>My wealth is all illiquid</w:t>
-      </w:r>
-    </w:p>
-    <w:p>
-      <w:pPr>
-        <w:pStyle w:val="NoSpacing"/>
-      </w:pPr>
-      <w:r>
-        <w:t>I’m raising capital for data and compute without putting my entire personal wealth into one basket</w:t>
-      </w:r>
-    </w:p>
-    <w:p>
-      <w:pPr>
-        <w:pStyle w:val="NoSpacing"/>
-      </w:pPr>
-    </w:p>
-    <w:p>
-      <w:pPr>
-        <w:pStyle w:val="NoSpacing"/>
-      </w:pPr>
-      <w:r>
-        <w:rPr>
-          <w:b/>
-          <w:bCs/>
-        </w:rPr>
-        <w:t>32) What happened to your previous startups, and why will you commit to this business? (30 seconds)</w:t>
-      </w:r>
-    </w:p>
-    <w:p>
-      <w:pPr>
-        <w:pStyle w:val="NoSpacing"/>
-      </w:pPr>
-      <w:r>
-        <w:t>Had 2 before</w:t>
-      </w:r>
-    </w:p>
-    <w:p>
-      <w:pPr>
-        <w:pStyle w:val="NoSpacing"/>
-      </w:pPr>
-      <w:r>
-        <w:t>Dafne, the AI personal shopping assistant for fashion, was not solving a real problem</w:t>
-      </w:r>
-    </w:p>
-    <w:p>
-      <w:pPr>
-        <w:pStyle w:val="NoSpacing"/>
-      </w:pPr>
-      <w:r>
-        <w:t>Browsing clothes was part of the experience itself, not something people wanted automated</w:t>
-      </w:r>
-    </w:p>
-    <w:p>
-      <w:pPr>
-        <w:pStyle w:val="NoSpacing"/>
-      </w:pPr>
-      <w:r>
-        <w:t>The screen recording to automation startup was a good idea, but Claude and Codex both began covering parts of the same workflow</w:t>
-      </w:r>
-    </w:p>
-    <w:p>
-      <w:pPr>
-        <w:pStyle w:val="NoSpacing"/>
-      </w:pPr>
-      <w:r>
-        <w:t xml:space="preserve">Refractive systems </w:t>
-      </w:r>
-      <w:proofErr w:type="gramStart"/>
-      <w:r>
-        <w:t>fits</w:t>
-      </w:r>
-      <w:proofErr w:type="gramEnd"/>
-      <w:r>
         <w:t xml:space="preserve"> my investing skills and long term ambition the best</w:t>
       </w:r>
     </w:p>
@@ -1578,56 +1528,63 @@
           <w:b/>
           <w:bCs/>
         </w:rPr>
+        <w:t>34) How will you prevent unreliable AI outputs, poor data and spurious statistical relationships from driving investment decisions? (30 seconds)</w:t>
+      </w:r>
+    </w:p>
+    <w:p>
+      <w:pPr>
+        <w:pStyle w:val="NoSpacing"/>
+      </w:pPr>
+      <w:r>
+        <w:t>Will include agents that check sources, data quality, and statistical results</w:t>
+      </w:r>
+    </w:p>
+    <w:p>
+      <w:pPr>
+        <w:pStyle w:val="NoSpacing"/>
+      </w:pPr>
+      <w:r>
+        <w:t>Agents review and challenge each other, code can check</w:t>
+      </w:r>
+    </w:p>
+    <w:p>
+      <w:pPr>
+        <w:pStyle w:val="NoSpacing"/>
+      </w:pPr>
+      <w:r>
+        <w:t>Will record all research for easier audit</w:t>
+      </w:r>
+    </w:p>
+    <w:p>
+      <w:pPr>
+        <w:pStyle w:val="NoSpacing"/>
+      </w:pPr>
+    </w:p>
+    <w:p>
+      <w:pPr>
+        <w:pStyle w:val="NoSpacing"/>
+      </w:pPr>
+    </w:p>
+    <w:p>
+      <w:pPr>
+        <w:pStyle w:val="NoSpacing"/>
+      </w:pPr>
+    </w:p>
+    <w:p>
+      <w:pPr>
+        <w:pStyle w:val="NoSpacing"/>
+      </w:pPr>
+    </w:p>
+    <w:p>
+      <w:pPr>
+        <w:pStyle w:val="NoSpacing"/>
+      </w:pPr>
+      <w:r>
+        <w:rPr>
+          <w:b/>
+          <w:bCs/>
+        </w:rPr>
         <w:lastRenderedPageBreak/>
-        <w:t>34) How will you prevent unreliable AI outputs, poor data and spurious statistical relationships from driving investment decisions? (30 seconds)</w:t>
-      </w:r>
-    </w:p>
-    <w:p>
-      <w:pPr>
-        <w:pStyle w:val="NoSpacing"/>
-      </w:pPr>
-      <w:r>
-        <w:t>Will include agents that check sources, data quality, and statistical results</w:t>
-      </w:r>
-    </w:p>
-    <w:p>
-      <w:pPr>
-        <w:pStyle w:val="NoSpacing"/>
-      </w:pPr>
-      <w:r>
-        <w:t>Agents review and challenge each other, code can check</w:t>
-      </w:r>
-    </w:p>
-    <w:p>
-      <w:pPr>
-        <w:pStyle w:val="NoSpacing"/>
-      </w:pPr>
-      <w:r>
-        <w:t>Will record all research for easier audit</w:t>
-      </w:r>
-    </w:p>
-    <w:p>
-      <w:pPr>
-        <w:pStyle w:val="NoSpacing"/>
-      </w:pPr>
-      <w:r>
-        <w:t>Trades would initially need manual approval</w:t>
-      </w:r>
-    </w:p>
-    <w:p>
-      <w:pPr>
-        <w:pStyle w:val="NoSpacing"/>
-      </w:pPr>
-    </w:p>
-    <w:p>
-      <w:pPr>
-        <w:pStyle w:val="NoSpacing"/>
-      </w:pPr>
-      <w:r>
-        <w:rPr>
-          <w:b/>
-          <w:bCs/>
-        </w:rPr>
         <w:t>35) How will you manage position sizes, portfolio exposures and drawdowns, and which decisions will require human approval? (30 seconds)</w:t>
       </w:r>
     </w:p>
@@ -1921,9 +1878,130 @@
       <w:pPr>
         <w:pStyle w:val="NoSpacing"/>
       </w:pPr>
-      <w:r>
-        <w:br/>
-      </w:r>
+    </w:p>
+    <w:p>
+      <w:pPr>
+        <w:pStyle w:val="NoSpacing"/>
+        <w:rPr>
+          <w:b/>
+          <w:bCs/>
+        </w:rPr>
+      </w:pPr>
+      <w:r>
+        <w:rPr>
+          <w:b/>
+          <w:bCs/>
+        </w:rPr>
+        <w:t xml:space="preserve">0) </w:t>
+      </w:r>
+      <w:r>
+        <w:rPr>
+          <w:b/>
+          <w:bCs/>
+        </w:rPr>
+        <w:t>Introduce yourself</w:t>
+      </w:r>
+      <w:r>
+        <w:rPr>
+          <w:b/>
+          <w:bCs/>
+        </w:rPr>
+        <w:t xml:space="preserve"> (40 seconds)</w:t>
+      </w:r>
+    </w:p>
+    <w:p>
+      <w:pPr>
+        <w:pStyle w:val="NoSpacing"/>
+      </w:pPr>
+      <w:r>
+        <w:t xml:space="preserve">I’m Richard, </w:t>
+      </w:r>
+      <w:r>
+        <w:t xml:space="preserve">the </w:t>
+      </w:r>
+      <w:r>
+        <w:t>founder of Refractive Systems</w:t>
+      </w:r>
+    </w:p>
+    <w:p>
+      <w:pPr>
+        <w:pStyle w:val="NoSpacing"/>
+      </w:pPr>
+      <w:r>
+        <w:t xml:space="preserve">I’m </w:t>
+      </w:r>
+      <w:r>
+        <w:t>building an AI-powered fundamental long/short hedge fund.</w:t>
+      </w:r>
+    </w:p>
+    <w:p>
+      <w:pPr>
+        <w:pStyle w:val="NoSpacing"/>
+      </w:pPr>
+      <w:r>
+        <w:t xml:space="preserve">The system will continuously analyse qualitative and quantitative data to forecast probability distributions on business drivers </w:t>
+      </w:r>
+      <w:r>
+        <w:t>which feed into valuation models</w:t>
+      </w:r>
+    </w:p>
+    <w:p>
+      <w:pPr>
+        <w:pStyle w:val="NoSpacing"/>
+      </w:pPr>
+      <w:r>
+        <w:t>I’m a Morgan Stanley equity research analyst</w:t>
+      </w:r>
+      <w:r>
+        <w:t>, where I build forecasting models, and advise hedge funds of what stocks they should buy and sell every day</w:t>
+      </w:r>
+    </w:p>
+    <w:p>
+      <w:pPr>
+        <w:pStyle w:val="NoSpacing"/>
+      </w:pPr>
+      <w:r>
+        <w:t>At 19, I co-founded Lupa X Capital, growing $3k into a $1.6m portfolio</w:t>
+      </w:r>
+    </w:p>
+    <w:p>
+      <w:pPr>
+        <w:pStyle w:val="NoSpacing"/>
+      </w:pPr>
+      <w:r>
+        <w:t xml:space="preserve">I </w:t>
+      </w:r>
+      <w:r>
+        <w:t xml:space="preserve">have also built </w:t>
+      </w:r>
+      <w:r>
+        <w:t>several AI startups before</w:t>
+      </w:r>
+    </w:p>
+    <w:p>
+      <w:pPr>
+        <w:pStyle w:val="NoSpacing"/>
+      </w:pPr>
+    </w:p>
+    <w:p>
+      <w:pPr>
+        <w:pStyle w:val="NoSpacing"/>
+      </w:pPr>
+    </w:p>
+    <w:p>
+      <w:pPr>
+        <w:pStyle w:val="NoSpacing"/>
+      </w:pPr>
+    </w:p>
+    <w:p>
+      <w:pPr>
+        <w:pStyle w:val="NoSpacing"/>
+      </w:pPr>
+    </w:p>
+    <w:p>
+      <w:pPr>
+        <w:pStyle w:val="NoSpacing"/>
+      </w:pPr>
     </w:p>
     <w:sectPr>
       <w:pgSz w:w="11906" w:h="16838"/>
@@ -2538,6 +2616,7 @@
   <w:style w:type="character" w:default="1" w:styleId="DefaultParagraphFont">
     <w:name w:val="Default Paragraph Font"/>
     <w:uiPriority w:val="1"/>
+    <w:semiHidden/>
     <w:unhideWhenUsed/>
   </w:style>
   <w:style w:type="table" w:default="1" w:styleId="TableNormal">

--- a/A16Z Question Prep.docx
+++ b/A16Z Question Prep.docx
@@ -1939,10 +1939,15 @@
         <w:pStyle w:val="NoSpacing"/>
       </w:pPr>
       <w:r>
-        <w:t xml:space="preserve">The system will continuously analyse qualitative and quantitative data to forecast probability distributions on business drivers </w:t>
-      </w:r>
-      <w:r>
-        <w:t>which feed into valuation models</w:t>
+        <w:t>The system will continuously analyse qualitative and quantitative data to forecast probability distributions on business drivers such as price and volume</w:t>
+      </w:r>
+    </w:p>
+    <w:p>
+      <w:pPr>
+        <w:pStyle w:val="NoSpacing"/>
+      </w:pPr>
+      <w:r>
+        <w:t>These feed into valuation models to identify mispricing against market prices</w:t>
       </w:r>
     </w:p>
     <w:p>
